--- a/lessons/6-3/downloads/reveal/teacher/6.3-session-1-prerequisite-practice-b.docx
+++ b/lessons/6-3/downloads/reveal/teacher/6.3-session-1-prerequisite-practice-b.docx
@@ -15,10 +15,28 @@
         <w:rPr>
           <w:rFonts w:ascii="Avenir Next" w:hAnsi="Avenir Next" w:cs="Avenir Next" w:eastAsia="Avenir Next"/>
           <w:color w:val="1A1A1A"/>
+          <w:sz w:val="22"/>
+          <w:szCs w:val="20"/>
+        </w:rPr>
+        <w:t xml:space="preserve">Name</w:t>
+      </w:r>
+      <w:r>
+        <w:rPr>
+          <w:rFonts w:ascii="Avenir Next" w:hAnsi="Avenir Next" w:cs="Avenir Next" w:eastAsia="Avenir Next"/>
+          <w:color w:val="1A1A1A"/>
           <w:sz w:val="20"/>
           <w:szCs w:val="20"/>
         </w:rPr>
-        <w:t xml:space="preserve">Name</w:t>
+        <w:tab/>
+      </w:r>
+      <w:r>
+        <w:rPr>
+          <w:rFonts w:ascii="Avenir Next" w:hAnsi="Avenir Next" w:cs="Avenir Next" w:eastAsia="Avenir Next"/>
+          <w:color w:val="1A1A1A"/>
+          <w:sz w:val="22"/>
+          <w:szCs w:val="20"/>
+        </w:rPr>
+        <w:t xml:space="preserve">   Date</w:t>
       </w:r>
       <w:r>
         <w:rPr>
@@ -33,25 +51,7 @@
         <w:rPr>
           <w:rFonts w:ascii="Avenir Next" w:hAnsi="Avenir Next" w:cs="Avenir Next" w:eastAsia="Avenir Next"/>
           <w:color w:val="1A1A1A"/>
-          <w:sz w:val="20"/>
-          <w:szCs w:val="20"/>
-        </w:rPr>
-        <w:t xml:space="preserve">   Date</w:t>
-      </w:r>
-      <w:r>
-        <w:rPr>
-          <w:rFonts w:ascii="Avenir Next" w:hAnsi="Avenir Next" w:cs="Avenir Next" w:eastAsia="Avenir Next"/>
-          <w:color w:val="1A1A1A"/>
-          <w:sz w:val="20"/>
-          <w:szCs w:val="20"/>
-        </w:rPr>
-        <w:tab/>
-      </w:r>
-      <w:r>
-        <w:rPr>
-          <w:rFonts w:ascii="Avenir Next" w:hAnsi="Avenir Next" w:cs="Avenir Next" w:eastAsia="Avenir Next"/>
-          <w:color w:val="1A1A1A"/>
-          <w:sz w:val="20"/>
+          <w:sz w:val="22"/>
           <w:szCs w:val="20"/>
         </w:rPr>
         <w:t xml:space="preserve">   Period</w:t>
@@ -78,7 +78,7 @@
           <w:caps/>
           <w:color w:val="003A70"/>
           <w:spacing w:val="12"/>
-          <w:sz w:val="19"/>
+          <w:sz w:val="22"/>
           <w:szCs w:val="19"/>
         </w:rPr>
         <w:t xml:space="preserve">Lesson 6-3  ·  Session 1  ·  Prerequisite Practice B  ·  Skill 1 of 2</w:t>
@@ -86,6 +86,7 @@
     </w:p>
     <w:p>
       <w:pPr>
+        <w:pStyle w:val="Heading1"/>
         <w:keepNext/>
         <w:spacing w:before="0" w:after="10" w:line="240" w:lineRule="auto"/>
       </w:pPr>
@@ -111,7 +112,7 @@
         <w:rPr>
           <w:rFonts w:ascii="Avenir Next" w:hAnsi="Avenir Next" w:cs="Avenir Next" w:eastAsia="Avenir Next"/>
           <w:color w:val="5A5F66"/>
-          <w:sz w:val="17"/>
+          <w:sz w:val="22"/>
           <w:szCs w:val="17"/>
         </w:rPr>
         <w:t xml:space="preserve">Builds on Grade 5 · 5.NBT.A.2</w:t>
@@ -154,6 +155,7 @@
           </w:tcPr>
           <w:p>
             <w:pPr>
+              <w:pStyle w:val="Heading2"/>
               <w:spacing w:before="0" w:after="0" w:line="252" w:lineRule="auto"/>
             </w:pPr>
             <w:r>
@@ -183,7 +185,7 @@
               <w:rPr>
                 <w:rFonts w:ascii="Avenir Next" w:hAnsi="Avenir Next" w:cs="Avenir Next" w:eastAsia="Avenir Next"/>
                 <w:color w:val="1A1A1A"/>
-                <w:sz w:val="20"/>
+                <w:sz w:val="22"/>
                 <w:szCs w:val="20"/>
               </w:rPr>
               <w:t xml:space="preserve">A square patio has 10 × 10 tiles. You will write it as a power of 10.</w:t>
@@ -203,6 +205,7 @@
           </w:tcPr>
           <w:p>
             <w:pPr>
+              <w:pStyle w:val="Heading2"/>
               <w:spacing w:before="0" w:after="0" w:line="252" w:lineRule="auto"/>
             </w:pPr>
             <w:r>
@@ -232,7 +235,7 @@
               <w:rPr>
                 <w:rFonts w:ascii="Avenir Next" w:hAnsi="Avenir Next" w:cs="Avenir Next" w:eastAsia="Avenir Next"/>
                 <w:color w:val="1A1A1A"/>
-                <w:sz w:val="20"/>
+                <w:sz w:val="22"/>
                 <w:szCs w:val="20"/>
               </w:rPr>
               <w:t xml:space="preserve">Multiply 10 by itself, like 10 × 10 × 10 = 1,000.  </w:t>
@@ -242,7 +245,7 @@
                 <w:rFonts w:ascii="Avenir Next" w:hAnsi="Avenir Next" w:cs="Avenir Next" w:eastAsia="Avenir Next"/>
                 <w:b/>
                 <w:color w:val="1A1A1A"/>
-                <w:sz w:val="20"/>
+                <w:sz w:val="22"/>
                 <w:szCs w:val="20"/>
               </w:rPr>
               <w:t xml:space="preserve">You will use it in Practice Form A, problem 2.</w:t>
@@ -253,6 +256,7 @@
     </w:tbl>
     <w:p>
       <w:pPr>
+        <w:pStyle w:val="Heading2"/>
         <w:keepNext/>
         <w:pBdr>
           <w:bottom w:val="single" w:sz="8" w:space="3" w:color="003A70"/>
@@ -268,7 +272,7 @@
           <w:b/>
           <w:color w:val="003A70"/>
           <w:spacing w:val="14"/>
-          <w:sz w:val="19"/>
+          <w:sz w:val="22"/>
           <w:szCs w:val="19"/>
         </w:rPr>
         <w:t xml:space="preserve">STEPS TO FOLLOW</w:t>
@@ -287,7 +291,7 @@
           <w:rFonts w:ascii="Avenir Next" w:hAnsi="Avenir Next" w:cs="Avenir Next" w:eastAsia="Avenir Next"/>
           <w:i/>
           <w:color w:val="5A5F66"/>
-          <w:sz w:val="17"/>
+          <w:sz w:val="22"/>
           <w:szCs w:val="17"/>
         </w:rPr>
         <w:t xml:space="preserve">use these same steps on every problem</w:t>
@@ -329,6 +333,7 @@
           </w:tcPr>
           <w:p>
             <w:pPr>
+              <w:pStyle w:val="Heading1"/>
               <w:spacing w:before="0" w:after="0" w:line="240" w:lineRule="auto"/>
               <w:jc w:val="center"/>
             </w:pPr>
@@ -358,7 +363,7 @@
                 <w:rFonts w:ascii="Avenir Next" w:hAnsi="Avenir Next" w:cs="Avenir Next" w:eastAsia="Avenir Next"/>
                 <w:b/>
                 <w:color w:val="1A1A1A"/>
-                <w:sz w:val="21"/>
+                <w:sz w:val="22"/>
                 <w:szCs w:val="21"/>
               </w:rPr>
               <w:t xml:space="preserve">Count</w:t>
@@ -367,7 +372,7 @@
               <w:rPr>
                 <w:rFonts w:ascii="Avenir Next" w:hAnsi="Avenir Next" w:cs="Avenir Next" w:eastAsia="Avenir Next"/>
                 <w:color w:val="1A1A1A"/>
-                <w:sz w:val="21"/>
+                <w:sz w:val="22"/>
                 <w:szCs w:val="21"/>
               </w:rPr>
               <w:t xml:space="preserve"> the 10s being multiplied.</w:t>
@@ -386,6 +391,7 @@
           </w:tcPr>
           <w:p>
             <w:pPr>
+              <w:pStyle w:val="Heading1"/>
               <w:spacing w:before="0" w:after="0" w:line="240" w:lineRule="auto"/>
               <w:jc w:val="center"/>
             </w:pPr>
@@ -414,7 +420,7 @@
               <w:rPr>
                 <w:rFonts w:ascii="Avenir Next" w:hAnsi="Avenir Next" w:cs="Avenir Next" w:eastAsia="Avenir Next"/>
                 <w:color w:val="1A1A1A"/>
-                <w:sz w:val="21"/>
+                <w:sz w:val="22"/>
                 <w:szCs w:val="21"/>
               </w:rPr>
               <w:t xml:space="preserve">Write a </w:t>
@@ -424,7 +430,7 @@
                 <w:rFonts w:ascii="Avenir Next" w:hAnsi="Avenir Next" w:cs="Avenir Next" w:eastAsia="Avenir Next"/>
                 <w:b/>
                 <w:color w:val="1A1A1A"/>
-                <w:sz w:val="21"/>
+                <w:sz w:val="22"/>
                 <w:szCs w:val="21"/>
               </w:rPr>
               <w:t xml:space="preserve">1</w:t>
@@ -433,7 +439,7 @@
               <w:rPr>
                 <w:rFonts w:ascii="Avenir Next" w:hAnsi="Avenir Next" w:cs="Avenir Next" w:eastAsia="Avenir Next"/>
                 <w:color w:val="1A1A1A"/>
-                <w:sz w:val="21"/>
+                <w:sz w:val="22"/>
                 <w:szCs w:val="21"/>
               </w:rPr>
               <w:t xml:space="preserve">.</w:t>
@@ -452,6 +458,7 @@
           </w:tcPr>
           <w:p>
             <w:pPr>
+              <w:pStyle w:val="Heading1"/>
               <w:spacing w:before="0" w:after="0" w:line="240" w:lineRule="auto"/>
               <w:jc w:val="center"/>
             </w:pPr>
@@ -480,7 +487,7 @@
               <w:rPr>
                 <w:rFonts w:ascii="Avenir Next" w:hAnsi="Avenir Next" w:cs="Avenir Next" w:eastAsia="Avenir Next"/>
                 <w:color w:val="1A1A1A"/>
-                <w:sz w:val="21"/>
+                <w:sz w:val="22"/>
                 <w:szCs w:val="21"/>
               </w:rPr>
               <w:t xml:space="preserve">Write that many </w:t>
@@ -490,7 +497,7 @@
                 <w:rFonts w:ascii="Avenir Next" w:hAnsi="Avenir Next" w:cs="Avenir Next" w:eastAsia="Avenir Next"/>
                 <w:b/>
                 <w:color w:val="1A1A1A"/>
-                <w:sz w:val="21"/>
+                <w:sz w:val="22"/>
                 <w:szCs w:val="21"/>
               </w:rPr>
               <w:t xml:space="preserve">zeros</w:t>
@@ -499,7 +506,7 @@
               <w:rPr>
                 <w:rFonts w:ascii="Avenir Next" w:hAnsi="Avenir Next" w:cs="Avenir Next" w:eastAsia="Avenir Next"/>
                 <w:color w:val="1A1A1A"/>
-                <w:sz w:val="21"/>
+                <w:sz w:val="22"/>
                 <w:szCs w:val="21"/>
               </w:rPr>
               <w:t xml:space="preserve"> after the 1.</w:t>
@@ -510,6 +517,7 @@
     </w:tbl>
     <w:p>
       <w:pPr>
+        <w:pStyle w:val="Heading2"/>
         <w:keepNext/>
         <w:pBdr>
           <w:bottom w:val="single" w:sz="8" w:space="3" w:color="003A70"/>
@@ -525,7 +533,7 @@
           <w:b/>
           <w:color w:val="003A70"/>
           <w:spacing w:val="14"/>
-          <w:sz w:val="19"/>
+          <w:sz w:val="22"/>
           <w:szCs w:val="19"/>
         </w:rPr>
         <w:t xml:space="preserve">WATCH ME</w:t>
@@ -544,7 +552,7 @@
           <w:rFonts w:ascii="Avenir Next" w:hAnsi="Avenir Next" w:cs="Avenir Next" w:eastAsia="Avenir Next"/>
           <w:i/>
           <w:color w:val="5A5F66"/>
-          <w:sz w:val="17"/>
+          <w:sz w:val="22"/>
           <w:szCs w:val="17"/>
         </w:rPr>
         <w:t xml:space="preserve">the steps in action</w:t>
@@ -559,7 +567,7 @@
           <w:rFonts w:ascii="Avenir Next" w:hAnsi="Avenir Next" w:cs="Avenir Next" w:eastAsia="Avenir Next"/>
           <w:b/>
           <w:color w:val="1A1A1A"/>
-          <w:sz w:val="21"/>
+          <w:sz w:val="22"/>
           <w:szCs w:val="21"/>
         </w:rPr>
         <w:t xml:space="preserve">Find 10 × 10 × 10 × 10.</w:t>
@@ -578,25 +586,25 @@
           <w:rFonts w:ascii="Avenir Next" w:hAnsi="Avenir Next" w:cs="Avenir Next" w:eastAsia="Avenir Next"/>
           <w:b/>
           <w:color w:val="003A70"/>
+          <w:sz w:val="22"/>
+          <w:szCs w:val="19"/>
+        </w:rPr>
+        <w:t xml:space="preserve">Step 1</w:t>
+      </w:r>
+      <w:r>
+        <w:rPr>
+          <w:rFonts w:ascii="Avenir Next" w:hAnsi="Avenir Next" w:cs="Avenir Next" w:eastAsia="Avenir Next"/>
+          <w:color w:val="1A1A1A"/>
           <w:sz w:val="19"/>
           <w:szCs w:val="19"/>
         </w:rPr>
-        <w:t xml:space="preserve">Step 1</w:t>
-      </w:r>
-      <w:r>
-        <w:rPr>
-          <w:rFonts w:ascii="Avenir Next" w:hAnsi="Avenir Next" w:cs="Avenir Next" w:eastAsia="Avenir Next"/>
-          <w:color w:val="1A1A1A"/>
-          <w:sz w:val="19"/>
-          <w:szCs w:val="19"/>
-        </w:rPr>
         <w:tab/>
       </w:r>
       <w:r>
         <w:rPr>
           <w:rFonts w:ascii="Avenir Next" w:hAnsi="Avenir Next" w:cs="Avenir Next" w:eastAsia="Avenir Next"/>
           <w:color w:val="1A1A1A"/>
-          <w:sz w:val="21"/>
+          <w:sz w:val="22"/>
           <w:szCs w:val="21"/>
         </w:rPr>
         <w:t xml:space="preserve">There are 4 tens.</w:t>
@@ -615,25 +623,25 @@
           <w:rFonts w:ascii="Avenir Next" w:hAnsi="Avenir Next" w:cs="Avenir Next" w:eastAsia="Avenir Next"/>
           <w:b/>
           <w:color w:val="003A70"/>
+          <w:sz w:val="22"/>
+          <w:szCs w:val="19"/>
+        </w:rPr>
+        <w:t xml:space="preserve">Step 2</w:t>
+      </w:r>
+      <w:r>
+        <w:rPr>
+          <w:rFonts w:ascii="Avenir Next" w:hAnsi="Avenir Next" w:cs="Avenir Next" w:eastAsia="Avenir Next"/>
+          <w:color w:val="1A1A1A"/>
           <w:sz w:val="19"/>
           <w:szCs w:val="19"/>
         </w:rPr>
-        <w:t xml:space="preserve">Step 2</w:t>
-      </w:r>
-      <w:r>
-        <w:rPr>
-          <w:rFonts w:ascii="Avenir Next" w:hAnsi="Avenir Next" w:cs="Avenir Next" w:eastAsia="Avenir Next"/>
-          <w:color w:val="1A1A1A"/>
-          <w:sz w:val="19"/>
-          <w:szCs w:val="19"/>
-        </w:rPr>
         <w:tab/>
       </w:r>
       <w:r>
         <w:rPr>
           <w:rFonts w:ascii="Avenir Next" w:hAnsi="Avenir Next" w:cs="Avenir Next" w:eastAsia="Avenir Next"/>
           <w:color w:val="1A1A1A"/>
-          <w:sz w:val="21"/>
+          <w:sz w:val="22"/>
           <w:szCs w:val="21"/>
         </w:rPr>
         <w:t xml:space="preserve">Write 1.</w:t>
@@ -652,25 +660,25 @@
           <w:rFonts w:ascii="Avenir Next" w:hAnsi="Avenir Next" w:cs="Avenir Next" w:eastAsia="Avenir Next"/>
           <w:b/>
           <w:color w:val="003A70"/>
+          <w:sz w:val="22"/>
+          <w:szCs w:val="19"/>
+        </w:rPr>
+        <w:t xml:space="preserve">Step 3</w:t>
+      </w:r>
+      <w:r>
+        <w:rPr>
+          <w:rFonts w:ascii="Avenir Next" w:hAnsi="Avenir Next" w:cs="Avenir Next" w:eastAsia="Avenir Next"/>
+          <w:color w:val="1A1A1A"/>
           <w:sz w:val="19"/>
           <w:szCs w:val="19"/>
         </w:rPr>
-        <w:t xml:space="preserve">Step 3</w:t>
-      </w:r>
-      <w:r>
-        <w:rPr>
-          <w:rFonts w:ascii="Avenir Next" w:hAnsi="Avenir Next" w:cs="Avenir Next" w:eastAsia="Avenir Next"/>
-          <w:color w:val="1A1A1A"/>
-          <w:sz w:val="19"/>
-          <w:szCs w:val="19"/>
-        </w:rPr>
         <w:tab/>
       </w:r>
       <w:r>
         <w:rPr>
           <w:rFonts w:ascii="Avenir Next" w:hAnsi="Avenir Next" w:cs="Avenir Next" w:eastAsia="Avenir Next"/>
           <w:color w:val="1A1A1A"/>
-          <w:sz w:val="21"/>
+          <w:sz w:val="22"/>
           <w:szCs w:val="21"/>
         </w:rPr>
         <w:t xml:space="preserve">Write 4 zeros: 10,000.</w:t>
@@ -689,18 +697,18 @@
           <w:rFonts w:ascii="Avenir Next" w:hAnsi="Avenir Next" w:cs="Avenir Next" w:eastAsia="Avenir Next"/>
           <w:b/>
           <w:color w:val="1A1A1A"/>
+          <w:sz w:val="22"/>
+          <w:szCs w:val="21"/>
+        </w:rPr>
+        <w:t xml:space="preserve">Answer</w:t>
+      </w:r>
+      <w:r>
+        <w:rPr>
+          <w:rFonts w:ascii="Avenir Next" w:hAnsi="Avenir Next" w:cs="Avenir Next" w:eastAsia="Avenir Next"/>
+          <w:color w:val="1A1A1A"/>
           <w:sz w:val="21"/>
           <w:szCs w:val="21"/>
         </w:rPr>
-        <w:t xml:space="preserve">Answer</w:t>
-      </w:r>
-      <w:r>
-        <w:rPr>
-          <w:rFonts w:ascii="Avenir Next" w:hAnsi="Avenir Next" w:cs="Avenir Next" w:eastAsia="Avenir Next"/>
-          <w:color w:val="1A1A1A"/>
-          <w:sz w:val="21"/>
-          <w:szCs w:val="21"/>
-        </w:rPr>
         <w:tab/>
       </w:r>
       <w:r>
@@ -708,7 +716,7 @@
           <w:rFonts w:ascii="Avenir Next" w:hAnsi="Avenir Next" w:cs="Avenir Next" w:eastAsia="Avenir Next"/>
           <w:b/>
           <w:color w:val="1A1A1A"/>
-          <w:sz w:val="21"/>
+          <w:sz w:val="22"/>
           <w:szCs w:val="21"/>
         </w:rPr>
         <w:t xml:space="preserve">10,000</w:t>
@@ -716,6 +724,7 @@
     </w:p>
     <w:p>
       <w:pPr>
+        <w:pStyle w:val="Heading2"/>
         <w:keepNext/>
         <w:pBdr>
           <w:bottom w:val="single" w:sz="8" w:space="3" w:color="003A70"/>
@@ -731,7 +740,7 @@
           <w:b/>
           <w:color w:val="003A70"/>
           <w:spacing w:val="14"/>
-          <w:sz w:val="19"/>
+          <w:sz w:val="22"/>
           <w:szCs w:val="19"/>
         </w:rPr>
         <w:t xml:space="preserve">TRY IT WITH HELP</w:t>
@@ -750,7 +759,7 @@
           <w:rFonts w:ascii="Avenir Next" w:hAnsi="Avenir Next" w:cs="Avenir Next" w:eastAsia="Avenir Next"/>
           <w:i/>
           <w:color w:val="5A5F66"/>
-          <w:sz w:val="17"/>
+          <w:sz w:val="22"/>
           <w:szCs w:val="17"/>
         </w:rPr>
         <w:t xml:space="preserve">fill in each step</w:t>
@@ -808,35 +817,35 @@
           <w:rFonts w:ascii="Avenir Next" w:hAnsi="Avenir Next" w:cs="Avenir Next" w:eastAsia="Avenir Next"/>
           <w:b/>
           <w:color w:val="003A70"/>
+          <w:sz w:val="22"/>
+          <w:szCs w:val="18"/>
+        </w:rPr>
+        <w:t xml:space="preserve">Step 1</w:t>
+      </w:r>
+      <w:r>
+        <w:rPr>
+          <w:rFonts w:ascii="Avenir Next" w:hAnsi="Avenir Next" w:cs="Avenir Next" w:eastAsia="Avenir Next"/>
+          <w:color w:val="1A1A1A"/>
           <w:sz w:val="18"/>
           <w:szCs w:val="18"/>
         </w:rPr>
-        <w:t xml:space="preserve">Step 1</w:t>
-      </w:r>
-      <w:r>
-        <w:rPr>
-          <w:rFonts w:ascii="Avenir Next" w:hAnsi="Avenir Next" w:cs="Avenir Next" w:eastAsia="Avenir Next"/>
-          <w:color w:val="1A1A1A"/>
-          <w:sz w:val="18"/>
-          <w:szCs w:val="18"/>
-        </w:rPr>
         <w:tab/>
       </w:r>
       <w:r>
         <w:rPr>
           <w:rFonts w:ascii="Avenir Next" w:hAnsi="Avenir Next" w:cs="Avenir Next" w:eastAsia="Avenir Next"/>
           <w:color w:val="1A1A1A"/>
+          <w:sz w:val="22"/>
+          <w:szCs w:val="21"/>
+        </w:rPr>
+        <w:t xml:space="preserve">There are </w:t>
+      </w:r>
+      <w:r>
+        <w:rPr>
+          <w:rFonts w:ascii="Avenir Next" w:hAnsi="Avenir Next" w:cs="Avenir Next" w:eastAsia="Avenir Next"/>
+          <w:color w:val="1A1A1A"/>
           <w:sz w:val="21"/>
           <w:szCs w:val="21"/>
-        </w:rPr>
-        <w:t xml:space="preserve">There are </w:t>
-      </w:r>
-      <w:r>
-        <w:rPr>
-          <w:rFonts w:ascii="Avenir Next" w:hAnsi="Avenir Next" w:cs="Avenir Next" w:eastAsia="Avenir Next"/>
-          <w:color w:val="1A1A1A"/>
-          <w:sz w:val="21"/>
-          <w:szCs w:val="21"/>
           <w:u w:val="single"/>
         </w:rPr>
         <w:t xml:space="preserve">                </w:t>
@@ -845,7 +854,7 @@
         <w:rPr>
           <w:rFonts w:ascii="Avenir Next" w:hAnsi="Avenir Next" w:cs="Avenir Next" w:eastAsia="Avenir Next"/>
           <w:color w:val="1A1A1A"/>
-          <w:sz w:val="21"/>
+          <w:sz w:val="22"/>
           <w:szCs w:val="21"/>
         </w:rPr>
         <w:t xml:space="preserve"> tens.</w:t>
@@ -865,35 +874,35 @@
           <w:rFonts w:ascii="Avenir Next" w:hAnsi="Avenir Next" w:cs="Avenir Next" w:eastAsia="Avenir Next"/>
           <w:b/>
           <w:color w:val="003A70"/>
+          <w:sz w:val="22"/>
+          <w:szCs w:val="18"/>
+        </w:rPr>
+        <w:t xml:space="preserve">Step 2</w:t>
+      </w:r>
+      <w:r>
+        <w:rPr>
+          <w:rFonts w:ascii="Avenir Next" w:hAnsi="Avenir Next" w:cs="Avenir Next" w:eastAsia="Avenir Next"/>
+          <w:color w:val="1A1A1A"/>
           <w:sz w:val="18"/>
           <w:szCs w:val="18"/>
         </w:rPr>
-        <w:t xml:space="preserve">Step 2</w:t>
-      </w:r>
-      <w:r>
-        <w:rPr>
-          <w:rFonts w:ascii="Avenir Next" w:hAnsi="Avenir Next" w:cs="Avenir Next" w:eastAsia="Avenir Next"/>
-          <w:color w:val="1A1A1A"/>
-          <w:sz w:val="18"/>
-          <w:szCs w:val="18"/>
-        </w:rPr>
         <w:tab/>
       </w:r>
       <w:r>
         <w:rPr>
           <w:rFonts w:ascii="Avenir Next" w:hAnsi="Avenir Next" w:cs="Avenir Next" w:eastAsia="Avenir Next"/>
           <w:color w:val="1A1A1A"/>
+          <w:sz w:val="22"/>
+          <w:szCs w:val="21"/>
+        </w:rPr>
+        <w:t xml:space="preserve">Write a </w:t>
+      </w:r>
+      <w:r>
+        <w:rPr>
+          <w:rFonts w:ascii="Avenir Next" w:hAnsi="Avenir Next" w:cs="Avenir Next" w:eastAsia="Avenir Next"/>
+          <w:color w:val="1A1A1A"/>
           <w:sz w:val="21"/>
           <w:szCs w:val="21"/>
-        </w:rPr>
-        <w:t xml:space="preserve">Write a </w:t>
-      </w:r>
-      <w:r>
-        <w:rPr>
-          <w:rFonts w:ascii="Avenir Next" w:hAnsi="Avenir Next" w:cs="Avenir Next" w:eastAsia="Avenir Next"/>
-          <w:color w:val="1A1A1A"/>
-          <w:sz w:val="21"/>
-          <w:szCs w:val="21"/>
           <w:u w:val="single"/>
         </w:rPr>
         <w:t xml:space="preserve">                </w:t>
@@ -902,7 +911,7 @@
         <w:rPr>
           <w:rFonts w:ascii="Avenir Next" w:hAnsi="Avenir Next" w:cs="Avenir Next" w:eastAsia="Avenir Next"/>
           <w:color w:val="1A1A1A"/>
-          <w:sz w:val="21"/>
+          <w:sz w:val="22"/>
           <w:szCs w:val="21"/>
         </w:rPr>
         <w:t xml:space="preserve">.</w:t>
@@ -922,35 +931,35 @@
           <w:rFonts w:ascii="Avenir Next" w:hAnsi="Avenir Next" w:cs="Avenir Next" w:eastAsia="Avenir Next"/>
           <w:b/>
           <w:color w:val="003A70"/>
+          <w:sz w:val="22"/>
+          <w:szCs w:val="18"/>
+        </w:rPr>
+        <w:t xml:space="preserve">Step 3</w:t>
+      </w:r>
+      <w:r>
+        <w:rPr>
+          <w:rFonts w:ascii="Avenir Next" w:hAnsi="Avenir Next" w:cs="Avenir Next" w:eastAsia="Avenir Next"/>
+          <w:color w:val="1A1A1A"/>
           <w:sz w:val="18"/>
           <w:szCs w:val="18"/>
         </w:rPr>
-        <w:t xml:space="preserve">Step 3</w:t>
-      </w:r>
-      <w:r>
-        <w:rPr>
-          <w:rFonts w:ascii="Avenir Next" w:hAnsi="Avenir Next" w:cs="Avenir Next" w:eastAsia="Avenir Next"/>
-          <w:color w:val="1A1A1A"/>
-          <w:sz w:val="18"/>
-          <w:szCs w:val="18"/>
-        </w:rPr>
         <w:tab/>
       </w:r>
       <w:r>
         <w:rPr>
           <w:rFonts w:ascii="Avenir Next" w:hAnsi="Avenir Next" w:cs="Avenir Next" w:eastAsia="Avenir Next"/>
           <w:color w:val="1A1A1A"/>
+          <w:sz w:val="22"/>
+          <w:szCs w:val="21"/>
+        </w:rPr>
+        <w:t xml:space="preserve">Write </w:t>
+      </w:r>
+      <w:r>
+        <w:rPr>
+          <w:rFonts w:ascii="Avenir Next" w:hAnsi="Avenir Next" w:cs="Avenir Next" w:eastAsia="Avenir Next"/>
+          <w:color w:val="1A1A1A"/>
           <w:sz w:val="21"/>
           <w:szCs w:val="21"/>
-        </w:rPr>
-        <w:t xml:space="preserve">Write </w:t>
-      </w:r>
-      <w:r>
-        <w:rPr>
-          <w:rFonts w:ascii="Avenir Next" w:hAnsi="Avenir Next" w:cs="Avenir Next" w:eastAsia="Avenir Next"/>
-          <w:color w:val="1A1A1A"/>
-          <w:sz w:val="21"/>
-          <w:szCs w:val="21"/>
           <w:u w:val="single"/>
         </w:rPr>
         <w:t xml:space="preserve">                </w:t>
@@ -959,7 +968,7 @@
         <w:rPr>
           <w:rFonts w:ascii="Avenir Next" w:hAnsi="Avenir Next" w:cs="Avenir Next" w:eastAsia="Avenir Next"/>
           <w:color w:val="1A1A1A"/>
-          <w:sz w:val="21"/>
+          <w:sz w:val="22"/>
           <w:szCs w:val="21"/>
         </w:rPr>
         <w:t xml:space="preserve"> zeros: </w:t>
@@ -1032,35 +1041,35 @@
           <w:rFonts w:ascii="Avenir Next" w:hAnsi="Avenir Next" w:cs="Avenir Next" w:eastAsia="Avenir Next"/>
           <w:b/>
           <w:color w:val="003A70"/>
+          <w:sz w:val="22"/>
+          <w:szCs w:val="18"/>
+        </w:rPr>
+        <w:t xml:space="preserve">Step 1</w:t>
+      </w:r>
+      <w:r>
+        <w:rPr>
+          <w:rFonts w:ascii="Avenir Next" w:hAnsi="Avenir Next" w:cs="Avenir Next" w:eastAsia="Avenir Next"/>
+          <w:color w:val="1A1A1A"/>
           <w:sz w:val="18"/>
           <w:szCs w:val="18"/>
         </w:rPr>
-        <w:t xml:space="preserve">Step 1</w:t>
-      </w:r>
-      <w:r>
-        <w:rPr>
-          <w:rFonts w:ascii="Avenir Next" w:hAnsi="Avenir Next" w:cs="Avenir Next" w:eastAsia="Avenir Next"/>
-          <w:color w:val="1A1A1A"/>
-          <w:sz w:val="18"/>
-          <w:szCs w:val="18"/>
-        </w:rPr>
         <w:tab/>
       </w:r>
       <w:r>
         <w:rPr>
           <w:rFonts w:ascii="Avenir Next" w:hAnsi="Avenir Next" w:cs="Avenir Next" w:eastAsia="Avenir Next"/>
           <w:color w:val="1A1A1A"/>
+          <w:sz w:val="22"/>
+          <w:szCs w:val="21"/>
+        </w:rPr>
+        <w:t xml:space="preserve">There are </w:t>
+      </w:r>
+      <w:r>
+        <w:rPr>
+          <w:rFonts w:ascii="Avenir Next" w:hAnsi="Avenir Next" w:cs="Avenir Next" w:eastAsia="Avenir Next"/>
+          <w:color w:val="1A1A1A"/>
           <w:sz w:val="21"/>
           <w:szCs w:val="21"/>
-        </w:rPr>
-        <w:t xml:space="preserve">There are </w:t>
-      </w:r>
-      <w:r>
-        <w:rPr>
-          <w:rFonts w:ascii="Avenir Next" w:hAnsi="Avenir Next" w:cs="Avenir Next" w:eastAsia="Avenir Next"/>
-          <w:color w:val="1A1A1A"/>
-          <w:sz w:val="21"/>
-          <w:szCs w:val="21"/>
           <w:u w:val="single"/>
         </w:rPr>
         <w:t xml:space="preserve">                </w:t>
@@ -1069,7 +1078,7 @@
         <w:rPr>
           <w:rFonts w:ascii="Avenir Next" w:hAnsi="Avenir Next" w:cs="Avenir Next" w:eastAsia="Avenir Next"/>
           <w:color w:val="1A1A1A"/>
-          <w:sz w:val="21"/>
+          <w:sz w:val="22"/>
           <w:szCs w:val="21"/>
         </w:rPr>
         <w:t xml:space="preserve"> tens.</w:t>
@@ -1089,35 +1098,35 @@
           <w:rFonts w:ascii="Avenir Next" w:hAnsi="Avenir Next" w:cs="Avenir Next" w:eastAsia="Avenir Next"/>
           <w:b/>
           <w:color w:val="003A70"/>
+          <w:sz w:val="22"/>
+          <w:szCs w:val="18"/>
+        </w:rPr>
+        <w:t xml:space="preserve">Step 2</w:t>
+      </w:r>
+      <w:r>
+        <w:rPr>
+          <w:rFonts w:ascii="Avenir Next" w:hAnsi="Avenir Next" w:cs="Avenir Next" w:eastAsia="Avenir Next"/>
+          <w:color w:val="1A1A1A"/>
           <w:sz w:val="18"/>
           <w:szCs w:val="18"/>
         </w:rPr>
-        <w:t xml:space="preserve">Step 2</w:t>
-      </w:r>
-      <w:r>
-        <w:rPr>
-          <w:rFonts w:ascii="Avenir Next" w:hAnsi="Avenir Next" w:cs="Avenir Next" w:eastAsia="Avenir Next"/>
-          <w:color w:val="1A1A1A"/>
-          <w:sz w:val="18"/>
-          <w:szCs w:val="18"/>
-        </w:rPr>
         <w:tab/>
       </w:r>
       <w:r>
         <w:rPr>
           <w:rFonts w:ascii="Avenir Next" w:hAnsi="Avenir Next" w:cs="Avenir Next" w:eastAsia="Avenir Next"/>
           <w:color w:val="1A1A1A"/>
+          <w:sz w:val="22"/>
+          <w:szCs w:val="21"/>
+        </w:rPr>
+        <w:t xml:space="preserve">Write a </w:t>
+      </w:r>
+      <w:r>
+        <w:rPr>
+          <w:rFonts w:ascii="Avenir Next" w:hAnsi="Avenir Next" w:cs="Avenir Next" w:eastAsia="Avenir Next"/>
+          <w:color w:val="1A1A1A"/>
           <w:sz w:val="21"/>
           <w:szCs w:val="21"/>
-        </w:rPr>
-        <w:t xml:space="preserve">Write a </w:t>
-      </w:r>
-      <w:r>
-        <w:rPr>
-          <w:rFonts w:ascii="Avenir Next" w:hAnsi="Avenir Next" w:cs="Avenir Next" w:eastAsia="Avenir Next"/>
-          <w:color w:val="1A1A1A"/>
-          <w:sz w:val="21"/>
-          <w:szCs w:val="21"/>
           <w:u w:val="single"/>
         </w:rPr>
         <w:t xml:space="preserve">                </w:t>
@@ -1126,7 +1135,7 @@
         <w:rPr>
           <w:rFonts w:ascii="Avenir Next" w:hAnsi="Avenir Next" w:cs="Avenir Next" w:eastAsia="Avenir Next"/>
           <w:color w:val="1A1A1A"/>
-          <w:sz w:val="21"/>
+          <w:sz w:val="22"/>
           <w:szCs w:val="21"/>
         </w:rPr>
         <w:t xml:space="preserve">.</w:t>
@@ -1146,28 +1155,47 @@
           <w:rFonts w:ascii="Avenir Next" w:hAnsi="Avenir Next" w:cs="Avenir Next" w:eastAsia="Avenir Next"/>
           <w:b/>
           <w:color w:val="003A70"/>
+          <w:sz w:val="22"/>
+          <w:szCs w:val="18"/>
+        </w:rPr>
+        <w:t xml:space="preserve">Step 3</w:t>
+      </w:r>
+      <w:r>
+        <w:rPr>
+          <w:rFonts w:ascii="Avenir Next" w:hAnsi="Avenir Next" w:cs="Avenir Next" w:eastAsia="Avenir Next"/>
+          <w:color w:val="1A1A1A"/>
           <w:sz w:val="18"/>
           <w:szCs w:val="18"/>
         </w:rPr>
-        <w:t xml:space="preserve">Step 3</w:t>
-      </w:r>
-      <w:r>
-        <w:rPr>
-          <w:rFonts w:ascii="Avenir Next" w:hAnsi="Avenir Next" w:cs="Avenir Next" w:eastAsia="Avenir Next"/>
-          <w:color w:val="1A1A1A"/>
-          <w:sz w:val="18"/>
-          <w:szCs w:val="18"/>
-        </w:rPr>
         <w:tab/>
       </w:r>
       <w:r>
         <w:rPr>
           <w:rFonts w:ascii="Avenir Next" w:hAnsi="Avenir Next" w:cs="Avenir Next" w:eastAsia="Avenir Next"/>
           <w:color w:val="1A1A1A"/>
+          <w:sz w:val="22"/>
+          <w:szCs w:val="21"/>
+        </w:rPr>
+        <w:t xml:space="preserve">Write </w:t>
+      </w:r>
+      <w:r>
+        <w:rPr>
+          <w:rFonts w:ascii="Avenir Next" w:hAnsi="Avenir Next" w:cs="Avenir Next" w:eastAsia="Avenir Next"/>
+          <w:color w:val="1A1A1A"/>
           <w:sz w:val="21"/>
           <w:szCs w:val="21"/>
-        </w:rPr>
-        <w:t xml:space="preserve">Write </w:t>
+          <w:u w:val="single"/>
+        </w:rPr>
+        <w:t xml:space="preserve">                </w:t>
+      </w:r>
+      <w:r>
+        <w:rPr>
+          <w:rFonts w:ascii="Avenir Next" w:hAnsi="Avenir Next" w:cs="Avenir Next" w:eastAsia="Avenir Next"/>
+          <w:color w:val="1A1A1A"/>
+          <w:sz w:val="22"/>
+          <w:szCs w:val="21"/>
+        </w:rPr>
+        <w:t xml:space="preserve"> zeros: </w:t>
       </w:r>
       <w:r>
         <w:rPr>
@@ -1179,25 +1207,6 @@
         </w:rPr>
         <w:t xml:space="preserve">                </w:t>
       </w:r>
-      <w:r>
-        <w:rPr>
-          <w:rFonts w:ascii="Avenir Next" w:hAnsi="Avenir Next" w:cs="Avenir Next" w:eastAsia="Avenir Next"/>
-          <w:color w:val="1A1A1A"/>
-          <w:sz w:val="21"/>
-          <w:szCs w:val="21"/>
-        </w:rPr>
-        <w:t xml:space="preserve"> zeros: </w:t>
-      </w:r>
-      <w:r>
-        <w:rPr>
-          <w:rFonts w:ascii="Avenir Next" w:hAnsi="Avenir Next" w:cs="Avenir Next" w:eastAsia="Avenir Next"/>
-          <w:color w:val="1A1A1A"/>
-          <w:sz w:val="21"/>
-          <w:szCs w:val="21"/>
-          <w:u w:val="single"/>
-        </w:rPr>
-        <w:t xml:space="preserve">                </w:t>
-      </w:r>
     </w:p>
     <w:p>
       <w:pPr>
@@ -1206,6 +1215,7 @@
     </w:p>
     <w:p>
       <w:pPr>
+        <w:pStyle w:val="Heading2"/>
         <w:keepNext/>
         <w:pBdr>
           <w:bottom w:val="single" w:sz="8" w:space="3" w:color="003A70"/>
@@ -1221,7 +1231,7 @@
           <w:b/>
           <w:color w:val="003A70"/>
           <w:spacing w:val="14"/>
-          <w:sz w:val="19"/>
+          <w:sz w:val="22"/>
           <w:szCs w:val="19"/>
         </w:rPr>
         <w:t xml:space="preserve">YOUR TURN</w:t>
@@ -1240,7 +1250,7 @@
           <w:rFonts w:ascii="Avenir Next" w:hAnsi="Avenir Next" w:cs="Avenir Next" w:eastAsia="Avenir Next"/>
           <w:i/>
           <w:color w:val="5A5F66"/>
-          <w:sz w:val="17"/>
+          <w:sz w:val="22"/>
           <w:szCs w:val="17"/>
         </w:rPr>
         <w:t xml:space="preserve">use the steps on your own</w:t>
@@ -1626,7 +1636,7 @@
       <w:pPr>
         <w:pageBreakBefore/>
         <w:keepNext/>
-        <w:spacing w:before="0" w:after="12" w:line="264" w:lineRule="auto"/>
+        <w:spacing w:before="0" w:after="12" w:line="252" w:lineRule="auto"/>
       </w:pPr>
       <w:r>
         <w:rPr>
@@ -1635,7 +1645,7 @@
           <w:caps/>
           <w:color w:val="003A70"/>
           <w:spacing w:val="12"/>
-          <w:sz w:val="19"/>
+          <w:sz w:val="22"/>
           <w:szCs w:val="19"/>
         </w:rPr>
         <w:t xml:space="preserve">Lesson 6-3  ·  Session 1  ·  Prerequisite Practice B  ·  Skill 2 of 2</w:t>
@@ -1643,6 +1653,7 @@
     </w:p>
     <w:p>
       <w:pPr>
+        <w:pStyle w:val="Heading1"/>
         <w:keepNext/>
         <w:spacing w:before="0" w:after="10" w:line="240" w:lineRule="auto"/>
       </w:pPr>
@@ -1662,13 +1673,13 @@
         <w:pBdr>
           <w:bottom w:val="single" w:sz="4" w:space="5" w:color="C9CDD2"/>
         </w:pBdr>
-        <w:spacing w:before="0" w:after="60" w:line="264" w:lineRule="auto"/>
+        <w:spacing w:before="0" w:after="60" w:line="252" w:lineRule="auto"/>
       </w:pPr>
       <w:r>
         <w:rPr>
           <w:rFonts w:ascii="Avenir Next" w:hAnsi="Avenir Next" w:cs="Avenir Next" w:eastAsia="Avenir Next"/>
           <w:color w:val="5A5F66"/>
-          <w:sz w:val="17"/>
+          <w:sz w:val="22"/>
           <w:szCs w:val="17"/>
         </w:rPr>
         <w:t xml:space="preserve">Builds on Grade 4 · 4.MD.A.3</w:t>
@@ -1711,7 +1722,8 @@
           </w:tcPr>
           <w:p>
             <w:pPr>
-              <w:spacing w:before="0" w:after="0" w:line="252" w:lineRule="auto"/>
+              <w:pStyle w:val="Heading2"/>
+              <w:spacing w:before="0" w:after="0" w:line="246" w:lineRule="auto"/>
             </w:pPr>
             <w:r>
               <w:rPr>
@@ -1734,13 +1746,13 @@
           </w:tcPr>
           <w:p>
             <w:pPr>
-              <w:spacing w:before="0" w:after="0" w:line="264" w:lineRule="auto"/>
+              <w:spacing w:before="0" w:after="0" w:line="252" w:lineRule="auto"/>
             </w:pPr>
             <w:r>
               <w:rPr>
                 <w:rFonts w:ascii="Avenir Next" w:hAnsi="Avenir Next" w:cs="Avenir Next" w:eastAsia="Avenir Next"/>
                 <w:color w:val="1A1A1A"/>
-                <w:sz w:val="20"/>
+                <w:sz w:val="22"/>
                 <w:szCs w:val="20"/>
               </w:rPr>
               <w:t xml:space="preserve">A square patio has 10 × 10 tiles. You will write this as 10</w:t>
@@ -1749,7 +1761,7 @@
               <w:rPr>
                 <w:rFonts w:ascii="Avenir Next" w:hAnsi="Avenir Next" w:cs="Avenir Next" w:eastAsia="Avenir Next"/>
                 <w:color w:val="1A1A1A"/>
-                <w:sz w:val="20"/>
+                <w:sz w:val="22"/>
                 <w:szCs w:val="20"/>
                 <w:vertAlign w:val="superscript"/>
               </w:rPr>
@@ -1759,7 +1771,7 @@
               <w:rPr>
                 <w:rFonts w:ascii="Avenir Next" w:hAnsi="Avenir Next" w:cs="Avenir Next" w:eastAsia="Avenir Next"/>
                 <w:color w:val="1A1A1A"/>
-                <w:sz w:val="20"/>
+                <w:sz w:val="22"/>
                 <w:szCs w:val="20"/>
               </w:rPr>
               <w:t xml:space="preserve">, “10 squared.”</w:t>
@@ -1779,7 +1791,8 @@
           </w:tcPr>
           <w:p>
             <w:pPr>
-              <w:spacing w:before="0" w:after="0" w:line="252" w:lineRule="auto"/>
+              <w:pStyle w:val="Heading2"/>
+              <w:spacing w:before="0" w:after="0" w:line="246" w:lineRule="auto"/>
             </w:pPr>
             <w:r>
               <w:rPr>
@@ -1802,13 +1815,13 @@
           </w:tcPr>
           <w:p>
             <w:pPr>
-              <w:spacing w:before="0" w:after="0" w:line="264" w:lineRule="auto"/>
+              <w:spacing w:before="0" w:after="0" w:line="252" w:lineRule="auto"/>
             </w:pPr>
             <w:r>
               <w:rPr>
                 <w:rFonts w:ascii="Avenir Next" w:hAnsi="Avenir Next" w:cs="Avenir Next" w:eastAsia="Avenir Next"/>
                 <w:color w:val="1A1A1A"/>
-                <w:sz w:val="20"/>
+                <w:sz w:val="22"/>
                 <w:szCs w:val="20"/>
               </w:rPr>
               <w:t xml:space="preserve">Find the area of a square: side × side, like 6 × 6 = 36.  </w:t>
@@ -1818,7 +1831,7 @@
                 <w:rFonts w:ascii="Avenir Next" w:hAnsi="Avenir Next" w:cs="Avenir Next" w:eastAsia="Avenir Next"/>
                 <w:b/>
                 <w:color w:val="1A1A1A"/>
-                <w:sz w:val="20"/>
+                <w:sz w:val="22"/>
                 <w:szCs w:val="20"/>
               </w:rPr>
               <w:t xml:space="preserve">You will use it in Practice Form A, problem 2.</w:t>
@@ -1829,6 +1842,7 @@
     </w:tbl>
     <w:p>
       <w:pPr>
+        <w:pStyle w:val="Heading2"/>
         <w:keepNext/>
         <w:pBdr>
           <w:bottom w:val="single" w:sz="8" w:space="3" w:color="003A70"/>
@@ -1844,7 +1858,7 @@
           <w:b/>
           <w:color w:val="003A70"/>
           <w:spacing w:val="14"/>
-          <w:sz w:val="19"/>
+          <w:sz w:val="22"/>
           <w:szCs w:val="19"/>
         </w:rPr>
         <w:t xml:space="preserve">STEPS TO FOLLOW</w:t>
@@ -1863,7 +1877,7 @@
           <w:rFonts w:ascii="Avenir Next" w:hAnsi="Avenir Next" w:cs="Avenir Next" w:eastAsia="Avenir Next"/>
           <w:i/>
           <w:color w:val="5A5F66"/>
-          <w:sz w:val="17"/>
+          <w:sz w:val="22"/>
           <w:szCs w:val="17"/>
         </w:rPr>
         <w:t xml:space="preserve">use these same steps on every problem</w:t>
@@ -1905,6 +1919,7 @@
           </w:tcPr>
           <w:p>
             <w:pPr>
+              <w:pStyle w:val="Heading1"/>
               <w:spacing w:before="0" w:after="0" w:line="240" w:lineRule="auto"/>
               <w:jc w:val="center"/>
             </w:pPr>
@@ -1927,13 +1942,13 @@
           </w:tcPr>
           <w:p>
             <w:pPr>
-              <w:spacing w:before="0" w:after="0" w:line="264" w:lineRule="auto"/>
+              <w:spacing w:before="0" w:after="0" w:line="252" w:lineRule="auto"/>
             </w:pPr>
             <w:r>
               <w:rPr>
                 <w:rFonts w:ascii="Avenir Next" w:hAnsi="Avenir Next" w:cs="Avenir Next" w:eastAsia="Avenir Next"/>
                 <w:color w:val="1A1A1A"/>
-                <w:sz w:val="21"/>
+                <w:sz w:val="22"/>
                 <w:szCs w:val="21"/>
               </w:rPr>
               <w:t xml:space="preserve">Find the </w:t>
@@ -1943,7 +1958,7 @@
                 <w:rFonts w:ascii="Avenir Next" w:hAnsi="Avenir Next" w:cs="Avenir Next" w:eastAsia="Avenir Next"/>
                 <w:b/>
                 <w:color w:val="1A1A1A"/>
-                <w:sz w:val="21"/>
+                <w:sz w:val="22"/>
                 <w:szCs w:val="21"/>
               </w:rPr>
               <w:t xml:space="preserve">side</w:t>
@@ -1952,7 +1967,7 @@
               <w:rPr>
                 <w:rFonts w:ascii="Avenir Next" w:hAnsi="Avenir Next" w:cs="Avenir Next" w:eastAsia="Avenir Next"/>
                 <w:color w:val="1A1A1A"/>
-                <w:sz w:val="21"/>
+                <w:sz w:val="22"/>
                 <w:szCs w:val="21"/>
               </w:rPr>
               <w:t xml:space="preserve"> length.</w:t>
@@ -1971,6 +1986,7 @@
           </w:tcPr>
           <w:p>
             <w:pPr>
+              <w:pStyle w:val="Heading1"/>
               <w:spacing w:before="0" w:after="0" w:line="240" w:lineRule="auto"/>
               <w:jc w:val="center"/>
             </w:pPr>
@@ -1993,13 +2009,13 @@
           </w:tcPr>
           <w:p>
             <w:pPr>
-              <w:spacing w:before="0" w:after="0" w:line="264" w:lineRule="auto"/>
+              <w:spacing w:before="0" w:after="0" w:line="252" w:lineRule="auto"/>
             </w:pPr>
             <w:r>
               <w:rPr>
                 <w:rFonts w:ascii="Avenir Next" w:hAnsi="Avenir Next" w:cs="Avenir Next" w:eastAsia="Avenir Next"/>
                 <w:color w:val="1A1A1A"/>
-                <w:sz w:val="21"/>
+                <w:sz w:val="22"/>
                 <w:szCs w:val="21"/>
               </w:rPr>
               <w:t xml:space="preserve">Write </w:t>
@@ -2009,7 +2025,7 @@
                 <w:rFonts w:ascii="Avenir Next" w:hAnsi="Avenir Next" w:cs="Avenir Next" w:eastAsia="Avenir Next"/>
                 <w:b/>
                 <w:color w:val="1A1A1A"/>
-                <w:sz w:val="21"/>
+                <w:sz w:val="22"/>
                 <w:szCs w:val="21"/>
               </w:rPr>
               <w:t xml:space="preserve">side × side</w:t>
@@ -2018,7 +2034,7 @@
               <w:rPr>
                 <w:rFonts w:ascii="Avenir Next" w:hAnsi="Avenir Next" w:cs="Avenir Next" w:eastAsia="Avenir Next"/>
                 <w:color w:val="1A1A1A"/>
-                <w:sz w:val="21"/>
+                <w:sz w:val="22"/>
                 <w:szCs w:val="21"/>
               </w:rPr>
               <w:t xml:space="preserve">.</w:t>
@@ -2037,6 +2053,7 @@
           </w:tcPr>
           <w:p>
             <w:pPr>
+              <w:pStyle w:val="Heading1"/>
               <w:spacing w:before="0" w:after="0" w:line="240" w:lineRule="auto"/>
               <w:jc w:val="center"/>
             </w:pPr>
@@ -2059,14 +2076,14 @@
           </w:tcPr>
           <w:p>
             <w:pPr>
-              <w:spacing w:before="0" w:after="0" w:line="264" w:lineRule="auto"/>
+              <w:spacing w:before="0" w:after="0" w:line="252" w:lineRule="auto"/>
             </w:pPr>
             <w:r>
               <w:rPr>
                 <w:rFonts w:ascii="Avenir Next" w:hAnsi="Avenir Next" w:cs="Avenir Next" w:eastAsia="Avenir Next"/>
                 <w:b/>
                 <w:color w:val="1A1A1A"/>
-                <w:sz w:val="21"/>
+                <w:sz w:val="22"/>
                 <w:szCs w:val="21"/>
               </w:rPr>
               <w:t xml:space="preserve">Multiply</w:t>
@@ -2075,7 +2092,7 @@
               <w:rPr>
                 <w:rFonts w:ascii="Avenir Next" w:hAnsi="Avenir Next" w:cs="Avenir Next" w:eastAsia="Avenir Next"/>
                 <w:color w:val="1A1A1A"/>
-                <w:sz w:val="21"/>
+                <w:sz w:val="22"/>
                 <w:szCs w:val="21"/>
               </w:rPr>
               <w:t xml:space="preserve">. Use square units.</w:t>
@@ -2086,6 +2103,7 @@
     </w:tbl>
     <w:p>
       <w:pPr>
+        <w:pStyle w:val="Heading2"/>
         <w:keepNext/>
         <w:pBdr>
           <w:bottom w:val="single" w:sz="8" w:space="3" w:color="003A70"/>
@@ -2101,7 +2119,7 @@
           <w:b/>
           <w:color w:val="003A70"/>
           <w:spacing w:val="14"/>
-          <w:sz w:val="19"/>
+          <w:sz w:val="22"/>
           <w:szCs w:val="19"/>
         </w:rPr>
         <w:t xml:space="preserve">WATCH ME</w:t>
@@ -2120,7 +2138,7 @@
           <w:rFonts w:ascii="Avenir Next" w:hAnsi="Avenir Next" w:cs="Avenir Next" w:eastAsia="Avenir Next"/>
           <w:i/>
           <w:color w:val="5A5F66"/>
-          <w:sz w:val="17"/>
+          <w:sz w:val="22"/>
           <w:szCs w:val="17"/>
         </w:rPr>
         <w:t xml:space="preserve">the steps in action</w:t>
@@ -2128,14 +2146,14 @@
     </w:p>
     <w:p>
       <w:pPr>
-        <w:spacing w:before="0" w:after="40" w:line="264" w:lineRule="auto"/>
-      </w:pPr>
-      <w:r>
-        <w:rPr>
-          <w:rFonts w:ascii="Avenir Next" w:hAnsi="Avenir Next" w:cs="Avenir Next" w:eastAsia="Avenir Next"/>
-          <w:b/>
-          <w:color w:val="1A1A1A"/>
-          <w:sz w:val="21"/>
+        <w:spacing w:before="0" w:after="40" w:line="252" w:lineRule="auto"/>
+      </w:pPr>
+      <w:r>
+        <w:rPr>
+          <w:rFonts w:ascii="Avenir Next" w:hAnsi="Avenir Next" w:cs="Avenir Next" w:eastAsia="Avenir Next"/>
+          <w:b/>
+          <w:color w:val="1A1A1A"/>
+          <w:sz w:val="22"/>
           <w:szCs w:val="21"/>
         </w:rPr>
         <w:t xml:space="preserve">A square has sides of 6 cm. Find its area.</w:t>
@@ -2146,7 +2164,7 @@
         <w:tabs>
           <w:tab w:val="left" w:pos="950"/>
         </w:tabs>
-        <w:spacing w:before="0" w:after="24" w:line="256" w:lineRule="auto"/>
+        <w:spacing w:before="0" w:after="24" w:line="248" w:lineRule="auto"/>
         <w:ind w:left="950" w:hanging="950"/>
       </w:pPr>
       <w:r>
@@ -2154,25 +2172,25 @@
           <w:rFonts w:ascii="Avenir Next" w:hAnsi="Avenir Next" w:cs="Avenir Next" w:eastAsia="Avenir Next"/>
           <w:b/>
           <w:color w:val="003A70"/>
+          <w:sz w:val="22"/>
+          <w:szCs w:val="19"/>
+        </w:rPr>
+        <w:t xml:space="preserve">Step 1</w:t>
+      </w:r>
+      <w:r>
+        <w:rPr>
+          <w:rFonts w:ascii="Avenir Next" w:hAnsi="Avenir Next" w:cs="Avenir Next" w:eastAsia="Avenir Next"/>
+          <w:color w:val="1A1A1A"/>
           <w:sz w:val="19"/>
           <w:szCs w:val="19"/>
         </w:rPr>
-        <w:t xml:space="preserve">Step 1</w:t>
-      </w:r>
-      <w:r>
-        <w:rPr>
-          <w:rFonts w:ascii="Avenir Next" w:hAnsi="Avenir Next" w:cs="Avenir Next" w:eastAsia="Avenir Next"/>
-          <w:color w:val="1A1A1A"/>
-          <w:sz w:val="19"/>
-          <w:szCs w:val="19"/>
-        </w:rPr>
         <w:tab/>
       </w:r>
       <w:r>
         <w:rPr>
           <w:rFonts w:ascii="Avenir Next" w:hAnsi="Avenir Next" w:cs="Avenir Next" w:eastAsia="Avenir Next"/>
           <w:color w:val="1A1A1A"/>
-          <w:sz w:val="21"/>
+          <w:sz w:val="22"/>
           <w:szCs w:val="21"/>
         </w:rPr>
         <w:t xml:space="preserve">The side is 6 cm.</w:t>
@@ -2183,7 +2201,7 @@
         <w:tabs>
           <w:tab w:val="left" w:pos="950"/>
         </w:tabs>
-        <w:spacing w:before="0" w:after="24" w:line="256" w:lineRule="auto"/>
+        <w:spacing w:before="0" w:after="24" w:line="248" w:lineRule="auto"/>
         <w:ind w:left="950" w:hanging="950"/>
       </w:pPr>
       <w:r>
@@ -2191,25 +2209,25 @@
           <w:rFonts w:ascii="Avenir Next" w:hAnsi="Avenir Next" w:cs="Avenir Next" w:eastAsia="Avenir Next"/>
           <w:b/>
           <w:color w:val="003A70"/>
+          <w:sz w:val="22"/>
+          <w:szCs w:val="19"/>
+        </w:rPr>
+        <w:t xml:space="preserve">Step 2</w:t>
+      </w:r>
+      <w:r>
+        <w:rPr>
+          <w:rFonts w:ascii="Avenir Next" w:hAnsi="Avenir Next" w:cs="Avenir Next" w:eastAsia="Avenir Next"/>
+          <w:color w:val="1A1A1A"/>
           <w:sz w:val="19"/>
           <w:szCs w:val="19"/>
         </w:rPr>
-        <w:t xml:space="preserve">Step 2</w:t>
-      </w:r>
-      <w:r>
-        <w:rPr>
-          <w:rFonts w:ascii="Avenir Next" w:hAnsi="Avenir Next" w:cs="Avenir Next" w:eastAsia="Avenir Next"/>
-          <w:color w:val="1A1A1A"/>
-          <w:sz w:val="19"/>
-          <w:szCs w:val="19"/>
-        </w:rPr>
         <w:tab/>
       </w:r>
       <w:r>
         <w:rPr>
           <w:rFonts w:ascii="Avenir Next" w:hAnsi="Avenir Next" w:cs="Avenir Next" w:eastAsia="Avenir Next"/>
           <w:color w:val="1A1A1A"/>
-          <w:sz w:val="21"/>
+          <w:sz w:val="22"/>
           <w:szCs w:val="21"/>
         </w:rPr>
         <w:t xml:space="preserve">6 × 6.</w:t>
@@ -2220,7 +2238,7 @@
         <w:tabs>
           <w:tab w:val="left" w:pos="950"/>
         </w:tabs>
-        <w:spacing w:before="0" w:after="24" w:line="256" w:lineRule="auto"/>
+        <w:spacing w:before="0" w:after="24" w:line="248" w:lineRule="auto"/>
         <w:ind w:left="950" w:hanging="950"/>
       </w:pPr>
       <w:r>
@@ -2228,25 +2246,25 @@
           <w:rFonts w:ascii="Avenir Next" w:hAnsi="Avenir Next" w:cs="Avenir Next" w:eastAsia="Avenir Next"/>
           <w:b/>
           <w:color w:val="003A70"/>
+          <w:sz w:val="22"/>
+          <w:szCs w:val="19"/>
+        </w:rPr>
+        <w:t xml:space="preserve">Step 3</w:t>
+      </w:r>
+      <w:r>
+        <w:rPr>
+          <w:rFonts w:ascii="Avenir Next" w:hAnsi="Avenir Next" w:cs="Avenir Next" w:eastAsia="Avenir Next"/>
+          <w:color w:val="1A1A1A"/>
           <w:sz w:val="19"/>
           <w:szCs w:val="19"/>
         </w:rPr>
-        <w:t xml:space="preserve">Step 3</w:t>
-      </w:r>
-      <w:r>
-        <w:rPr>
-          <w:rFonts w:ascii="Avenir Next" w:hAnsi="Avenir Next" w:cs="Avenir Next" w:eastAsia="Avenir Next"/>
-          <w:color w:val="1A1A1A"/>
-          <w:sz w:val="19"/>
-          <w:szCs w:val="19"/>
-        </w:rPr>
         <w:tab/>
       </w:r>
       <w:r>
         <w:rPr>
           <w:rFonts w:ascii="Avenir Next" w:hAnsi="Avenir Next" w:cs="Avenir Next" w:eastAsia="Avenir Next"/>
           <w:color w:val="1A1A1A"/>
-          <w:sz w:val="21"/>
+          <w:sz w:val="22"/>
           <w:szCs w:val="21"/>
         </w:rPr>
         <w:t xml:space="preserve">6 × 6 = 36.</w:t>
@@ -2257,7 +2275,7 @@
         <w:tabs>
           <w:tab w:val="left" w:pos="950"/>
         </w:tabs>
-        <w:spacing w:before="20" w:after="0" w:line="256" w:lineRule="auto"/>
+        <w:spacing w:before="20" w:after="0" w:line="248" w:lineRule="auto"/>
         <w:ind w:left="950" w:hanging="950"/>
       </w:pPr>
       <w:r>
@@ -2265,18 +2283,18 @@
           <w:rFonts w:ascii="Avenir Next" w:hAnsi="Avenir Next" w:cs="Avenir Next" w:eastAsia="Avenir Next"/>
           <w:b/>
           <w:color w:val="1A1A1A"/>
+          <w:sz w:val="22"/>
+          <w:szCs w:val="21"/>
+        </w:rPr>
+        <w:t xml:space="preserve">Answer</w:t>
+      </w:r>
+      <w:r>
+        <w:rPr>
+          <w:rFonts w:ascii="Avenir Next" w:hAnsi="Avenir Next" w:cs="Avenir Next" w:eastAsia="Avenir Next"/>
+          <w:color w:val="1A1A1A"/>
           <w:sz w:val="21"/>
           <w:szCs w:val="21"/>
         </w:rPr>
-        <w:t xml:space="preserve">Answer</w:t>
-      </w:r>
-      <w:r>
-        <w:rPr>
-          <w:rFonts w:ascii="Avenir Next" w:hAnsi="Avenir Next" w:cs="Avenir Next" w:eastAsia="Avenir Next"/>
-          <w:color w:val="1A1A1A"/>
-          <w:sz w:val="21"/>
-          <w:szCs w:val="21"/>
-        </w:rPr>
         <w:tab/>
       </w:r>
       <w:r>
@@ -2284,7 +2302,7 @@
           <w:rFonts w:ascii="Avenir Next" w:hAnsi="Avenir Next" w:cs="Avenir Next" w:eastAsia="Avenir Next"/>
           <w:b/>
           <w:color w:val="1A1A1A"/>
-          <w:sz w:val="21"/>
+          <w:sz w:val="22"/>
           <w:szCs w:val="21"/>
         </w:rPr>
         <w:t xml:space="preserve">36 square centimeters</w:t>
@@ -2292,6 +2310,7 @@
     </w:p>
     <w:p>
       <w:pPr>
+        <w:pStyle w:val="Heading2"/>
         <w:keepNext/>
         <w:pBdr>
           <w:bottom w:val="single" w:sz="8" w:space="3" w:color="003A70"/>
@@ -2307,7 +2326,7 @@
           <w:b/>
           <w:color w:val="003A70"/>
           <w:spacing w:val="14"/>
-          <w:sz w:val="19"/>
+          <w:sz w:val="22"/>
           <w:szCs w:val="19"/>
         </w:rPr>
         <w:t xml:space="preserve">TRY IT WITH HELP</w:t>
@@ -2326,7 +2345,7 @@
           <w:rFonts w:ascii="Avenir Next" w:hAnsi="Avenir Next" w:cs="Avenir Next" w:eastAsia="Avenir Next"/>
           <w:i/>
           <w:color w:val="5A5F66"/>
-          <w:sz w:val="17"/>
+          <w:sz w:val="22"/>
           <w:szCs w:val="17"/>
         </w:rPr>
         <w:t xml:space="preserve">fill in each step</w:t>
@@ -2338,7 +2357,7 @@
         <w:tabs>
           <w:tab w:val="left" w:pos="432"/>
         </w:tabs>
-        <w:spacing w:before="90" w:after="40" w:line="268" w:lineRule="auto"/>
+        <w:spacing w:before="90" w:after="40" w:line="254" w:lineRule="auto"/>
         <w:ind w:left="432" w:hanging="432"/>
       </w:pPr>
       <w:r>
@@ -2376,7 +2395,7 @@
         <w:tabs>
           <w:tab w:val="left" w:pos="1300"/>
         </w:tabs>
-        <w:spacing w:before="0" w:after="24" w:line="272" w:lineRule="auto"/>
+        <w:spacing w:before="0" w:after="24" w:line="256" w:lineRule="auto"/>
         <w:ind w:left="1300" w:hanging="868"/>
       </w:pPr>
       <w:r>
@@ -2384,35 +2403,35 @@
           <w:rFonts w:ascii="Avenir Next" w:hAnsi="Avenir Next" w:cs="Avenir Next" w:eastAsia="Avenir Next"/>
           <w:b/>
           <w:color w:val="003A70"/>
+          <w:sz w:val="22"/>
+          <w:szCs w:val="18"/>
+        </w:rPr>
+        <w:t xml:space="preserve">Step 1</w:t>
+      </w:r>
+      <w:r>
+        <w:rPr>
+          <w:rFonts w:ascii="Avenir Next" w:hAnsi="Avenir Next" w:cs="Avenir Next" w:eastAsia="Avenir Next"/>
+          <w:color w:val="1A1A1A"/>
           <w:sz w:val="18"/>
           <w:szCs w:val="18"/>
         </w:rPr>
-        <w:t xml:space="preserve">Step 1</w:t>
-      </w:r>
-      <w:r>
-        <w:rPr>
-          <w:rFonts w:ascii="Avenir Next" w:hAnsi="Avenir Next" w:cs="Avenir Next" w:eastAsia="Avenir Next"/>
-          <w:color w:val="1A1A1A"/>
-          <w:sz w:val="18"/>
-          <w:szCs w:val="18"/>
-        </w:rPr>
         <w:tab/>
       </w:r>
       <w:r>
         <w:rPr>
           <w:rFonts w:ascii="Avenir Next" w:hAnsi="Avenir Next" w:cs="Avenir Next" w:eastAsia="Avenir Next"/>
           <w:color w:val="1A1A1A"/>
+          <w:sz w:val="22"/>
+          <w:szCs w:val="21"/>
+        </w:rPr>
+        <w:t xml:space="preserve">The side is </w:t>
+      </w:r>
+      <w:r>
+        <w:rPr>
+          <w:rFonts w:ascii="Avenir Next" w:hAnsi="Avenir Next" w:cs="Avenir Next" w:eastAsia="Avenir Next"/>
+          <w:color w:val="1A1A1A"/>
           <w:sz w:val="21"/>
           <w:szCs w:val="21"/>
-        </w:rPr>
-        <w:t xml:space="preserve">The side is </w:t>
-      </w:r>
-      <w:r>
-        <w:rPr>
-          <w:rFonts w:ascii="Avenir Next" w:hAnsi="Avenir Next" w:cs="Avenir Next" w:eastAsia="Avenir Next"/>
-          <w:color w:val="1A1A1A"/>
-          <w:sz w:val="21"/>
-          <w:szCs w:val="21"/>
           <w:u w:val="single"/>
         </w:rPr>
         <w:t xml:space="preserve">                </w:t>
@@ -2421,7 +2440,7 @@
         <w:rPr>
           <w:rFonts w:ascii="Avenir Next" w:hAnsi="Avenir Next" w:cs="Avenir Next" w:eastAsia="Avenir Next"/>
           <w:color w:val="1A1A1A"/>
-          <w:sz w:val="21"/>
+          <w:sz w:val="22"/>
           <w:szCs w:val="21"/>
         </w:rPr>
         <w:t xml:space="preserve"> ft.</w:t>
@@ -2433,7 +2452,7 @@
         <w:tabs>
           <w:tab w:val="left" w:pos="1300"/>
         </w:tabs>
-        <w:spacing w:before="0" w:after="24" w:line="272" w:lineRule="auto"/>
+        <w:spacing w:before="0" w:after="24" w:line="256" w:lineRule="auto"/>
         <w:ind w:left="1300" w:hanging="868"/>
       </w:pPr>
       <w:r>
@@ -2441,18 +2460,18 @@
           <w:rFonts w:ascii="Avenir Next" w:hAnsi="Avenir Next" w:cs="Avenir Next" w:eastAsia="Avenir Next"/>
           <w:b/>
           <w:color w:val="003A70"/>
+          <w:sz w:val="22"/>
+          <w:szCs w:val="18"/>
+        </w:rPr>
+        <w:t xml:space="preserve">Step 2</w:t>
+      </w:r>
+      <w:r>
+        <w:rPr>
+          <w:rFonts w:ascii="Avenir Next" w:hAnsi="Avenir Next" w:cs="Avenir Next" w:eastAsia="Avenir Next"/>
+          <w:color w:val="1A1A1A"/>
           <w:sz w:val="18"/>
           <w:szCs w:val="18"/>
         </w:rPr>
-        <w:t xml:space="preserve">Step 2</w:t>
-      </w:r>
-      <w:r>
-        <w:rPr>
-          <w:rFonts w:ascii="Avenir Next" w:hAnsi="Avenir Next" w:cs="Avenir Next" w:eastAsia="Avenir Next"/>
-          <w:color w:val="1A1A1A"/>
-          <w:sz w:val="18"/>
-          <w:szCs w:val="18"/>
-        </w:rPr>
         <w:tab/>
       </w:r>
       <w:r>
@@ -2469,7 +2488,7 @@
         <w:rPr>
           <w:rFonts w:ascii="Avenir Next" w:hAnsi="Avenir Next" w:cs="Avenir Next" w:eastAsia="Avenir Next"/>
           <w:color w:val="1A1A1A"/>
-          <w:sz w:val="21"/>
+          <w:sz w:val="22"/>
           <w:szCs w:val="21"/>
         </w:rPr>
         <w:t xml:space="preserve"> × </w:t>
@@ -2491,7 +2510,7 @@
         <w:tabs>
           <w:tab w:val="left" w:pos="1300"/>
         </w:tabs>
-        <w:spacing w:before="0" w:after="24" w:line="272" w:lineRule="auto"/>
+        <w:spacing w:before="0" w:after="24" w:line="256" w:lineRule="auto"/>
         <w:ind w:left="1300" w:hanging="868"/>
       </w:pPr>
       <w:r>
@@ -2499,35 +2518,35 @@
           <w:rFonts w:ascii="Avenir Next" w:hAnsi="Avenir Next" w:cs="Avenir Next" w:eastAsia="Avenir Next"/>
           <w:b/>
           <w:color w:val="003A70"/>
+          <w:sz w:val="22"/>
+          <w:szCs w:val="18"/>
+        </w:rPr>
+        <w:t xml:space="preserve">Step 3</w:t>
+      </w:r>
+      <w:r>
+        <w:rPr>
+          <w:rFonts w:ascii="Avenir Next" w:hAnsi="Avenir Next" w:cs="Avenir Next" w:eastAsia="Avenir Next"/>
+          <w:color w:val="1A1A1A"/>
           <w:sz w:val="18"/>
           <w:szCs w:val="18"/>
         </w:rPr>
-        <w:t xml:space="preserve">Step 3</w:t>
-      </w:r>
-      <w:r>
-        <w:rPr>
-          <w:rFonts w:ascii="Avenir Next" w:hAnsi="Avenir Next" w:cs="Avenir Next" w:eastAsia="Avenir Next"/>
-          <w:color w:val="1A1A1A"/>
-          <w:sz w:val="18"/>
-          <w:szCs w:val="18"/>
-        </w:rPr>
         <w:tab/>
       </w:r>
       <w:r>
         <w:rPr>
           <w:rFonts w:ascii="Avenir Next" w:hAnsi="Avenir Next" w:cs="Avenir Next" w:eastAsia="Avenir Next"/>
           <w:color w:val="1A1A1A"/>
+          <w:sz w:val="22"/>
+          <w:szCs w:val="21"/>
+        </w:rPr>
+        <w:t xml:space="preserve">9 × 9 = </w:t>
+      </w:r>
+      <w:r>
+        <w:rPr>
+          <w:rFonts w:ascii="Avenir Next" w:hAnsi="Avenir Next" w:cs="Avenir Next" w:eastAsia="Avenir Next"/>
+          <w:color w:val="1A1A1A"/>
           <w:sz w:val="21"/>
           <w:szCs w:val="21"/>
-        </w:rPr>
-        <w:t xml:space="preserve">9 × 9 = </w:t>
-      </w:r>
-      <w:r>
-        <w:rPr>
-          <w:rFonts w:ascii="Avenir Next" w:hAnsi="Avenir Next" w:cs="Avenir Next" w:eastAsia="Avenir Next"/>
-          <w:color w:val="1A1A1A"/>
-          <w:sz w:val="21"/>
-          <w:szCs w:val="21"/>
           <w:u w:val="single"/>
         </w:rPr>
         <w:t xml:space="preserve">                </w:t>
@@ -2536,7 +2555,7 @@
         <w:rPr>
           <w:rFonts w:ascii="Avenir Next" w:hAnsi="Avenir Next" w:cs="Avenir Next" w:eastAsia="Avenir Next"/>
           <w:color w:val="1A1A1A"/>
-          <w:sz w:val="21"/>
+          <w:sz w:val="22"/>
           <w:szCs w:val="21"/>
         </w:rPr>
         <w:t xml:space="preserve"> square feet</w:t>
@@ -2553,7 +2572,7 @@
         <w:tabs>
           <w:tab w:val="left" w:pos="432"/>
         </w:tabs>
-        <w:spacing w:before="90" w:after="40" w:line="268" w:lineRule="auto"/>
+        <w:spacing w:before="90" w:after="40" w:line="254" w:lineRule="auto"/>
         <w:ind w:left="432" w:hanging="432"/>
       </w:pPr>
       <w:r>
@@ -2591,7 +2610,7 @@
         <w:tabs>
           <w:tab w:val="left" w:pos="1300"/>
         </w:tabs>
-        <w:spacing w:before="0" w:after="24" w:line="272" w:lineRule="auto"/>
+        <w:spacing w:before="0" w:after="24" w:line="256" w:lineRule="auto"/>
         <w:ind w:left="1300" w:hanging="868"/>
       </w:pPr>
       <w:r>
@@ -2599,35 +2618,35 @@
           <w:rFonts w:ascii="Avenir Next" w:hAnsi="Avenir Next" w:cs="Avenir Next" w:eastAsia="Avenir Next"/>
           <w:b/>
           <w:color w:val="003A70"/>
+          <w:sz w:val="22"/>
+          <w:szCs w:val="18"/>
+        </w:rPr>
+        <w:t xml:space="preserve">Step 1</w:t>
+      </w:r>
+      <w:r>
+        <w:rPr>
+          <w:rFonts w:ascii="Avenir Next" w:hAnsi="Avenir Next" w:cs="Avenir Next" w:eastAsia="Avenir Next"/>
+          <w:color w:val="1A1A1A"/>
           <w:sz w:val="18"/>
           <w:szCs w:val="18"/>
         </w:rPr>
-        <w:t xml:space="preserve">Step 1</w:t>
-      </w:r>
-      <w:r>
-        <w:rPr>
-          <w:rFonts w:ascii="Avenir Next" w:hAnsi="Avenir Next" w:cs="Avenir Next" w:eastAsia="Avenir Next"/>
-          <w:color w:val="1A1A1A"/>
-          <w:sz w:val="18"/>
-          <w:szCs w:val="18"/>
-        </w:rPr>
         <w:tab/>
       </w:r>
       <w:r>
         <w:rPr>
           <w:rFonts w:ascii="Avenir Next" w:hAnsi="Avenir Next" w:cs="Avenir Next" w:eastAsia="Avenir Next"/>
           <w:color w:val="1A1A1A"/>
+          <w:sz w:val="22"/>
+          <w:szCs w:val="21"/>
+        </w:rPr>
+        <w:t xml:space="preserve">The side is </w:t>
+      </w:r>
+      <w:r>
+        <w:rPr>
+          <w:rFonts w:ascii="Avenir Next" w:hAnsi="Avenir Next" w:cs="Avenir Next" w:eastAsia="Avenir Next"/>
+          <w:color w:val="1A1A1A"/>
           <w:sz w:val="21"/>
           <w:szCs w:val="21"/>
-        </w:rPr>
-        <w:t xml:space="preserve">The side is </w:t>
-      </w:r>
-      <w:r>
-        <w:rPr>
-          <w:rFonts w:ascii="Avenir Next" w:hAnsi="Avenir Next" w:cs="Avenir Next" w:eastAsia="Avenir Next"/>
-          <w:color w:val="1A1A1A"/>
-          <w:sz w:val="21"/>
-          <w:szCs w:val="21"/>
           <w:u w:val="single"/>
         </w:rPr>
         <w:t xml:space="preserve">                </w:t>
@@ -2636,7 +2655,7 @@
         <w:rPr>
           <w:rFonts w:ascii="Avenir Next" w:hAnsi="Avenir Next" w:cs="Avenir Next" w:eastAsia="Avenir Next"/>
           <w:color w:val="1A1A1A"/>
-          <w:sz w:val="21"/>
+          <w:sz w:val="22"/>
           <w:szCs w:val="21"/>
         </w:rPr>
         <w:t xml:space="preserve"> m.</w:t>
@@ -2648,7 +2667,7 @@
         <w:tabs>
           <w:tab w:val="left" w:pos="1300"/>
         </w:tabs>
-        <w:spacing w:before="0" w:after="24" w:line="272" w:lineRule="auto"/>
+        <w:spacing w:before="0" w:after="24" w:line="256" w:lineRule="auto"/>
         <w:ind w:left="1300" w:hanging="868"/>
       </w:pPr>
       <w:r>
@@ -2656,18 +2675,18 @@
           <w:rFonts w:ascii="Avenir Next" w:hAnsi="Avenir Next" w:cs="Avenir Next" w:eastAsia="Avenir Next"/>
           <w:b/>
           <w:color w:val="003A70"/>
+          <w:sz w:val="22"/>
+          <w:szCs w:val="18"/>
+        </w:rPr>
+        <w:t xml:space="preserve">Step 2</w:t>
+      </w:r>
+      <w:r>
+        <w:rPr>
+          <w:rFonts w:ascii="Avenir Next" w:hAnsi="Avenir Next" w:cs="Avenir Next" w:eastAsia="Avenir Next"/>
+          <w:color w:val="1A1A1A"/>
           <w:sz w:val="18"/>
           <w:szCs w:val="18"/>
         </w:rPr>
-        <w:t xml:space="preserve">Step 2</w:t>
-      </w:r>
-      <w:r>
-        <w:rPr>
-          <w:rFonts w:ascii="Avenir Next" w:hAnsi="Avenir Next" w:cs="Avenir Next" w:eastAsia="Avenir Next"/>
-          <w:color w:val="1A1A1A"/>
-          <w:sz w:val="18"/>
-          <w:szCs w:val="18"/>
-        </w:rPr>
         <w:tab/>
       </w:r>
       <w:r>
@@ -2684,7 +2703,7 @@
         <w:rPr>
           <w:rFonts w:ascii="Avenir Next" w:hAnsi="Avenir Next" w:cs="Avenir Next" w:eastAsia="Avenir Next"/>
           <w:color w:val="1A1A1A"/>
-          <w:sz w:val="21"/>
+          <w:sz w:val="22"/>
           <w:szCs w:val="21"/>
         </w:rPr>
         <w:t xml:space="preserve"> × </w:t>
@@ -2706,7 +2725,7 @@
         <w:tabs>
           <w:tab w:val="left" w:pos="1300"/>
         </w:tabs>
-        <w:spacing w:before="0" w:after="24" w:line="272" w:lineRule="auto"/>
+        <w:spacing w:before="0" w:after="24" w:line="256" w:lineRule="auto"/>
         <w:ind w:left="1300" w:hanging="868"/>
       </w:pPr>
       <w:r>
@@ -2714,35 +2733,35 @@
           <w:rFonts w:ascii="Avenir Next" w:hAnsi="Avenir Next" w:cs="Avenir Next" w:eastAsia="Avenir Next"/>
           <w:b/>
           <w:color w:val="003A70"/>
+          <w:sz w:val="22"/>
+          <w:szCs w:val="18"/>
+        </w:rPr>
+        <w:t xml:space="preserve">Step 3</w:t>
+      </w:r>
+      <w:r>
+        <w:rPr>
+          <w:rFonts w:ascii="Avenir Next" w:hAnsi="Avenir Next" w:cs="Avenir Next" w:eastAsia="Avenir Next"/>
+          <w:color w:val="1A1A1A"/>
           <w:sz w:val="18"/>
           <w:szCs w:val="18"/>
         </w:rPr>
-        <w:t xml:space="preserve">Step 3</w:t>
-      </w:r>
-      <w:r>
-        <w:rPr>
-          <w:rFonts w:ascii="Avenir Next" w:hAnsi="Avenir Next" w:cs="Avenir Next" w:eastAsia="Avenir Next"/>
-          <w:color w:val="1A1A1A"/>
-          <w:sz w:val="18"/>
-          <w:szCs w:val="18"/>
-        </w:rPr>
         <w:tab/>
       </w:r>
       <w:r>
         <w:rPr>
           <w:rFonts w:ascii="Avenir Next" w:hAnsi="Avenir Next" w:cs="Avenir Next" w:eastAsia="Avenir Next"/>
           <w:color w:val="1A1A1A"/>
+          <w:sz w:val="22"/>
+          <w:szCs w:val="21"/>
+        </w:rPr>
+        <w:t xml:space="preserve">10 × 10 = </w:t>
+      </w:r>
+      <w:r>
+        <w:rPr>
+          <w:rFonts w:ascii="Avenir Next" w:hAnsi="Avenir Next" w:cs="Avenir Next" w:eastAsia="Avenir Next"/>
+          <w:color w:val="1A1A1A"/>
           <w:sz w:val="21"/>
           <w:szCs w:val="21"/>
-        </w:rPr>
-        <w:t xml:space="preserve">10 × 10 = </w:t>
-      </w:r>
-      <w:r>
-        <w:rPr>
-          <w:rFonts w:ascii="Avenir Next" w:hAnsi="Avenir Next" w:cs="Avenir Next" w:eastAsia="Avenir Next"/>
-          <w:color w:val="1A1A1A"/>
-          <w:sz w:val="21"/>
-          <w:szCs w:val="21"/>
           <w:u w:val="single"/>
         </w:rPr>
         <w:t xml:space="preserve">                </w:t>
@@ -2751,7 +2770,7 @@
         <w:rPr>
           <w:rFonts w:ascii="Avenir Next" w:hAnsi="Avenir Next" w:cs="Avenir Next" w:eastAsia="Avenir Next"/>
           <w:color w:val="1A1A1A"/>
-          <w:sz w:val="21"/>
+          <w:sz w:val="22"/>
           <w:szCs w:val="21"/>
         </w:rPr>
         <w:t xml:space="preserve"> square meters</w:t>
@@ -2764,6 +2783,7 @@
     </w:p>
     <w:p>
       <w:pPr>
+        <w:pStyle w:val="Heading2"/>
         <w:keepNext/>
         <w:pBdr>
           <w:bottom w:val="single" w:sz="8" w:space="3" w:color="003A70"/>
@@ -2779,7 +2799,7 @@
           <w:b/>
           <w:color w:val="003A70"/>
           <w:spacing w:val="14"/>
-          <w:sz w:val="19"/>
+          <w:sz w:val="22"/>
           <w:szCs w:val="19"/>
         </w:rPr>
         <w:t xml:space="preserve">YOUR TURN</w:t>
@@ -2798,7 +2818,7 @@
           <w:rFonts w:ascii="Avenir Next" w:hAnsi="Avenir Next" w:cs="Avenir Next" w:eastAsia="Avenir Next"/>
           <w:i/>
           <w:color w:val="5A5F66"/>
-          <w:sz w:val="17"/>
+          <w:sz w:val="22"/>
           <w:szCs w:val="17"/>
         </w:rPr>
         <w:t xml:space="preserve">use the steps on your own</w:t>
@@ -2848,7 +2868,7 @@
               <w:tabs>
                 <w:tab w:val="left" w:pos="432"/>
               </w:tabs>
-              <w:spacing w:before="90" w:after="40" w:line="268" w:lineRule="auto"/>
+              <w:spacing w:before="90" w:after="40" w:line="254" w:lineRule="auto"/>
               <w:ind w:left="432" w:hanging="432"/>
             </w:pPr>
             <w:r>
@@ -2921,7 +2941,7 @@
                     <w:tabs>
                       <w:tab w:val="left" w:pos="340"/>
                     </w:tabs>
-                    <w:spacing w:before="0" w:after="0" w:line="276" w:lineRule="auto"/>
+                    <w:spacing w:before="0" w:after="0" w:line="258" w:lineRule="auto"/>
                     <w:ind w:left="340" w:hanging="340"/>
                   </w:pPr>
                   <w:r>
@@ -2983,7 +3003,7 @@
                     <w:tabs>
                       <w:tab w:val="left" w:pos="340"/>
                     </w:tabs>
-                    <w:spacing w:before="0" w:after="0" w:line="276" w:lineRule="auto"/>
+                    <w:spacing w:before="0" w:after="0" w:line="258" w:lineRule="auto"/>
                     <w:ind w:left="340" w:hanging="340"/>
                   </w:pPr>
                   <w:r>
@@ -3051,7 +3071,7 @@
                     <w:tabs>
                       <w:tab w:val="left" w:pos="340"/>
                     </w:tabs>
-                    <w:spacing w:before="0" w:after="0" w:line="276" w:lineRule="auto"/>
+                    <w:spacing w:before="0" w:after="0" w:line="258" w:lineRule="auto"/>
                     <w:ind w:left="340" w:hanging="340"/>
                   </w:pPr>
                   <w:r>
@@ -3113,7 +3133,7 @@
                     <w:tabs>
                       <w:tab w:val="left" w:pos="340"/>
                     </w:tabs>
-                    <w:spacing w:before="0" w:after="0" w:line="276" w:lineRule="auto"/>
+                    <w:spacing w:before="0" w:after="0" w:line="258" w:lineRule="auto"/>
                     <w:ind w:left="340" w:hanging="340"/>
                   </w:pPr>
                   <w:r>
@@ -3182,6 +3202,7 @@
     </w:p>
     <w:p>
       <w:pPr>
+        <w:pStyle w:val="Heading2"/>
         <w:keepNext/>
         <w:pBdr>
           <w:bottom w:val="single" w:sz="8" w:space="3" w:color="003A70"/>
@@ -3197,7 +3218,7 @@
           <w:b/>
           <w:color w:val="003A70"/>
           <w:spacing w:val="14"/>
-          <w:sz w:val="19"/>
+          <w:sz w:val="22"/>
           <w:szCs w:val="19"/>
         </w:rPr>
         <w:t xml:space="preserve">READY CHECK</w:t>
@@ -3216,7 +3237,7 @@
           <w:rFonts w:ascii="Avenir Next" w:hAnsi="Avenir Next" w:cs="Avenir Next" w:eastAsia="Avenir Next"/>
           <w:i/>
           <w:color w:val="5A5F66"/>
-          <w:sz w:val="17"/>
+          <w:sz w:val="22"/>
           <w:szCs w:val="17"/>
         </w:rPr>
         <w:t xml:space="preserve">a problem like the one in today’s lesson</w:t>
@@ -3266,7 +3287,7 @@
               <w:tabs>
                 <w:tab w:val="left" w:pos="432"/>
               </w:tabs>
-              <w:spacing w:before="90" w:after="40" w:line="268" w:lineRule="auto"/>
+              <w:spacing w:before="90" w:after="40" w:line="254" w:lineRule="auto"/>
               <w:ind w:left="432" w:hanging="432"/>
             </w:pPr>
             <w:r>
@@ -3340,7 +3361,7 @@
                     <w:tabs>
                       <w:tab w:val="left" w:pos="340"/>
                     </w:tabs>
-                    <w:spacing w:before="0" w:after="0" w:line="264" w:lineRule="auto"/>
+                    <w:spacing w:before="0" w:after="0" w:line="252" w:lineRule="auto"/>
                     <w:ind w:left="340" w:hanging="340"/>
                   </w:pPr>
                   <w:r>
@@ -3348,7 +3369,7 @@
                       <w:rFonts w:ascii="Avenir Next" w:hAnsi="Avenir Next" w:cs="Avenir Next" w:eastAsia="Avenir Next"/>
                       <w:b/>
                       <w:color w:val="003A70"/>
-                      <w:sz w:val="21"/>
+                      <w:sz w:val="22"/>
                       <w:szCs w:val="21"/>
                     </w:rPr>
                     <w:t xml:space="preserve">A</w:t>
@@ -3366,7 +3387,7 @@
                     <w:rPr>
                       <w:rFonts w:ascii="Avenir Next" w:hAnsi="Avenir Next" w:cs="Avenir Next" w:eastAsia="Avenir Next"/>
                       <w:color w:val="1A1A1A"/>
-                      <w:sz w:val="21"/>
+                      <w:sz w:val="22"/>
                       <w:szCs w:val="21"/>
                     </w:rPr>
                     <w:t xml:space="preserve">20</w:t>
@@ -3383,7 +3404,7 @@
                     <w:tabs>
                       <w:tab w:val="left" w:pos="340"/>
                     </w:tabs>
-                    <w:spacing w:before="0" w:after="0" w:line="264" w:lineRule="auto"/>
+                    <w:spacing w:before="0" w:after="0" w:line="252" w:lineRule="auto"/>
                     <w:ind w:left="340" w:hanging="340"/>
                   </w:pPr>
                   <w:r>
@@ -3391,7 +3412,7 @@
                       <w:rFonts w:ascii="Avenir Next" w:hAnsi="Avenir Next" w:cs="Avenir Next" w:eastAsia="Avenir Next"/>
                       <w:b/>
                       <w:color w:val="003A70"/>
-                      <w:sz w:val="21"/>
+                      <w:sz w:val="22"/>
                       <w:szCs w:val="21"/>
                     </w:rPr>
                     <w:t xml:space="preserve">B</w:t>
@@ -3409,7 +3430,7 @@
                     <w:rPr>
                       <w:rFonts w:ascii="Avenir Next" w:hAnsi="Avenir Next" w:cs="Avenir Next" w:eastAsia="Avenir Next"/>
                       <w:color w:val="1A1A1A"/>
-                      <w:sz w:val="21"/>
+                      <w:sz w:val="22"/>
                       <w:szCs w:val="21"/>
                     </w:rPr>
                     <w:t xml:space="preserve">40</w:t>
@@ -3426,7 +3447,7 @@
                     <w:tabs>
                       <w:tab w:val="left" w:pos="340"/>
                     </w:tabs>
-                    <w:spacing w:before="0" w:after="0" w:line="264" w:lineRule="auto"/>
+                    <w:spacing w:before="0" w:after="0" w:line="252" w:lineRule="auto"/>
                     <w:ind w:left="340" w:hanging="340"/>
                   </w:pPr>
                   <w:r>
@@ -3434,7 +3455,7 @@
                       <w:rFonts w:ascii="Avenir Next" w:hAnsi="Avenir Next" w:cs="Avenir Next" w:eastAsia="Avenir Next"/>
                       <w:b/>
                       <w:color w:val="003A70"/>
-                      <w:sz w:val="21"/>
+                      <w:sz w:val="22"/>
                       <w:szCs w:val="21"/>
                     </w:rPr>
                     <w:t xml:space="preserve">C</w:t>
@@ -3452,7 +3473,7 @@
                     <w:rPr>
                       <w:rFonts w:ascii="Avenir Next" w:hAnsi="Avenir Next" w:cs="Avenir Next" w:eastAsia="Avenir Next"/>
                       <w:color w:val="1A1A1A"/>
-                      <w:sz w:val="21"/>
+                      <w:sz w:val="22"/>
                       <w:szCs w:val="21"/>
                     </w:rPr>
                     <w:t xml:space="preserve">100</w:t>
@@ -3469,7 +3490,7 @@
                     <w:tabs>
                       <w:tab w:val="left" w:pos="340"/>
                     </w:tabs>
-                    <w:spacing w:before="0" w:after="0" w:line="264" w:lineRule="auto"/>
+                    <w:spacing w:before="0" w:after="0" w:line="252" w:lineRule="auto"/>
                     <w:ind w:left="340" w:hanging="340"/>
                   </w:pPr>
                   <w:r>
@@ -3477,7 +3498,7 @@
                       <w:rFonts w:ascii="Avenir Next" w:hAnsi="Avenir Next" w:cs="Avenir Next" w:eastAsia="Avenir Next"/>
                       <w:b/>
                       <w:color w:val="003A70"/>
-                      <w:sz w:val="21"/>
+                      <w:sz w:val="22"/>
                       <w:szCs w:val="21"/>
                     </w:rPr>
                     <w:t xml:space="preserve">D</w:t>
@@ -3495,7 +3516,7 @@
                     <w:rPr>
                       <w:rFonts w:ascii="Avenir Next" w:hAnsi="Avenir Next" w:cs="Avenir Next" w:eastAsia="Avenir Next"/>
                       <w:color w:val="1A1A1A"/>
-                      <w:sz w:val="21"/>
+                      <w:sz w:val="22"/>
                       <w:szCs w:val="21"/>
                     </w:rPr>
                     <w:t xml:space="preserve">1,000</w:t>
@@ -3544,19 +3565,42 @@
         <w:tblLook w:val="0000" w:firstRow="0" w:lastRow="0" w:firstColumn="0" w:lastColumn="0" w:noHBand="1" w:noVBand="1"/>
       </w:tblPr>
       <w:tblGrid>
-        <w:gridCol w:w="2000"/>
-        <w:gridCol w:w="2300"/>
-        <w:gridCol w:w="2100"/>
-        <w:gridCol w:w="3104"/>
+        <w:gridCol w:w="1750"/>
+        <w:gridCol w:w="2500"/>
+        <w:gridCol w:w="2200"/>
+        <w:gridCol w:w="3054"/>
       </w:tblGrid>
       <w:tr>
         <w:trPr>
           <w:cantSplit/>
-          <w:trHeight w:val="320" w:hRule="atLeast"/>
+          <w:trHeight w:val="300" w:hRule="atLeast"/>
         </w:trPr>
         <w:tc>
           <w:tcPr>
-            <w:tcW w:w="2000" w:type="dxa"/>
+            <w:tcW w:w="1750" w:type="dxa"/>
+            <w:vAlign w:val="center"/>
+          </w:tcPr>
+          <w:p>
+            <w:pPr>
+              <w:pStyle w:val="Heading2"/>
+              <w:spacing w:before="0" w:after="0" w:line="240" w:lineRule="auto"/>
+            </w:pPr>
+            <w:r>
+              <w:rPr>
+                <w:rFonts w:ascii="Avenir Next" w:hAnsi="Avenir Next" w:cs="Avenir Next" w:eastAsia="Avenir Next"/>
+                <w:b/>
+                <w:color w:val="003A70"/>
+                <w:spacing w:val="12"/>
+                <w:sz w:val="15"/>
+                <w:szCs w:val="15"/>
+              </w:rPr>
+              <w:t xml:space="preserve">CHECK YOURSELF</w:t>
+            </w:r>
+          </w:p>
+        </w:tc>
+        <w:tc>
+          <w:tcPr>
+            <w:tcW w:w="2500" w:type="dxa"/>
             <w:vAlign w:val="center"/>
           </w:tcPr>
           <w:p>
@@ -3565,20 +3609,27 @@
             </w:pPr>
             <w:r>
               <w:rPr>
-                <w:rFonts w:ascii="Avenir Next" w:hAnsi="Avenir Next" w:cs="Avenir Next" w:eastAsia="Avenir Next"/>
-                <w:b/>
-                <w:color w:val="003A70"/>
-                <w:spacing w:val="12"/>
-                <w:sz w:val="15"/>
-                <w:szCs w:val="15"/>
-              </w:rPr>
-              <w:t xml:space="preserve">CHECK YOURSELF</w:t>
+                <w:rFonts w:ascii="Arial" w:hAnsi="Arial" w:cs="Arial" w:eastAsia="Arial"/>
+                <w:color w:val="1A1A1A"/>
+                <w:sz w:val="20"/>
+                <w:szCs w:val="20"/>
+              </w:rPr>
+              <w:t xml:space="preserve">□</w:t>
+            </w:r>
+            <w:r>
+              <w:rPr>
+                <w:rFonts w:ascii="Avenir Next" w:hAnsi="Avenir Next" w:cs="Avenir Next" w:eastAsia="Avenir Next"/>
+                <w:color w:val="1A1A1A"/>
+                <w:sz w:val="17"/>
+                <w:szCs w:val="17"/>
+              </w:rPr>
+              <w:t xml:space="preserve">  I can do this on my own</w:t>
             </w:r>
           </w:p>
         </w:tc>
         <w:tc>
           <w:tcPr>
-            <w:tcW w:w="2300" w:type="dxa"/>
+            <w:tcW w:w="2200" w:type="dxa"/>
             <w:vAlign w:val="center"/>
           </w:tcPr>
           <w:p>
@@ -3589,8 +3640,8 @@
               <w:rPr>
                 <w:rFonts w:ascii="Arial" w:hAnsi="Arial" w:cs="Arial" w:eastAsia="Arial"/>
                 <w:color w:val="1A1A1A"/>
-                <w:sz w:val="24"/>
-                <w:szCs w:val="24"/>
+                <w:sz w:val="20"/>
+                <w:szCs w:val="20"/>
               </w:rPr>
               <w:t xml:space="preserve">□</w:t>
             </w:r>
@@ -3601,13 +3652,13 @@
                 <w:sz w:val="17"/>
                 <w:szCs w:val="17"/>
               </w:rPr>
-              <w:t xml:space="preserve">  I can do this on my own</w:t>
+              <w:t xml:space="preserve">  I need a little help</w:t>
             </w:r>
           </w:p>
         </w:tc>
         <w:tc>
           <w:tcPr>
-            <w:tcW w:w="2100" w:type="dxa"/>
+            <w:tcW w:w="3054" w:type="dxa"/>
             <w:vAlign w:val="center"/>
           </w:tcPr>
           <w:p>
@@ -3618,37 +3669,8 @@
               <w:rPr>
                 <w:rFonts w:ascii="Arial" w:hAnsi="Arial" w:cs="Arial" w:eastAsia="Arial"/>
                 <w:color w:val="1A1A1A"/>
-                <w:sz w:val="24"/>
-                <w:szCs w:val="24"/>
-              </w:rPr>
-              <w:t xml:space="preserve">□</w:t>
-            </w:r>
-            <w:r>
-              <w:rPr>
-                <w:rFonts w:ascii="Avenir Next" w:hAnsi="Avenir Next" w:cs="Avenir Next" w:eastAsia="Avenir Next"/>
-                <w:color w:val="1A1A1A"/>
-                <w:sz w:val="17"/>
-                <w:szCs w:val="17"/>
-              </w:rPr>
-              <w:t xml:space="preserve">  I need a little help</w:t>
-            </w:r>
-          </w:p>
-        </w:tc>
-        <w:tc>
-          <w:tcPr>
-            <w:tcW w:w="3104" w:type="dxa"/>
-            <w:vAlign w:val="center"/>
-          </w:tcPr>
-          <w:p>
-            <w:pPr>
-              <w:spacing w:before="0" w:after="0" w:line="240" w:lineRule="auto"/>
-            </w:pPr>
-            <w:r>
-              <w:rPr>
-                <w:rFonts w:ascii="Arial" w:hAnsi="Arial" w:cs="Arial" w:eastAsia="Arial"/>
-                <w:color w:val="1A1A1A"/>
-                <w:sz w:val="24"/>
-                <w:szCs w:val="24"/>
+                <w:sz w:val="20"/>
+                <w:szCs w:val="20"/>
               </w:rPr>
               <w:t xml:space="preserve">□</w:t>
             </w:r>
@@ -3683,7 +3705,7 @@
     <w:sectPr>
       <w:footerReference w:type="default" r:id="rIdFooter1"/>
       <w:pgSz w:w="12240" w:h="15840"/>
-      <w:pgMar w:top="893" w:right="1224" w:bottom="835" w:left="1512" w:header="432" w:footer="432" w:gutter="0"/>
+      <w:pgMar w:top="780" w:right="1224" w:bottom="760" w:left="1512" w:header="432" w:footer="432" w:gutter="0"/>
       <w:cols w:space="720"/>
     </w:sectPr>
   </w:body>
@@ -3763,7 +3785,106 @@
               <w:sz w:val="15"/>
               <w:szCs w:val="15"/>
             </w:rPr>
-            <w:t xml:space="preserve">Lesson 6-3  ·  Session 1  ·  Prerequisite Practice B</w:t>
+            <w:t xml:space="preserve">6-3 · Page </w:t>
+          </w:r>
+          <w:r>
+            <w:rPr>
+              <w:rFonts w:ascii="Avenir Next" w:hAnsi="Avenir Next" w:cs="Avenir Next" w:eastAsia="Avenir Next"/>
+              <w:color w:val="5A5F66"/>
+              <w:sz w:val="15"/>
+              <w:szCs w:val="15"/>
+            </w:rPr>
+            <w:fldChar w:fldCharType="begin"/>
+          </w:r>
+          <w:r>
+            <w:rPr>
+              <w:rFonts w:ascii="Avenir Next" w:hAnsi="Avenir Next" w:cs="Avenir Next" w:eastAsia="Avenir Next"/>
+              <w:color w:val="5A5F66"/>
+              <w:sz w:val="15"/>
+              <w:szCs w:val="15"/>
+            </w:rPr>
+            <w:instrText xml:space="preserve"> PAGE </w:instrText>
+          </w:r>
+          <w:r>
+            <w:rPr>
+              <w:rFonts w:ascii="Avenir Next" w:hAnsi="Avenir Next" w:cs="Avenir Next" w:eastAsia="Avenir Next"/>
+              <w:color w:val="5A5F66"/>
+              <w:sz w:val="15"/>
+              <w:szCs w:val="15"/>
+            </w:rPr>
+            <w:fldChar w:fldCharType="separate"/>
+          </w:r>
+          <w:r>
+            <w:rPr>
+              <w:rFonts w:ascii="Avenir Next" w:hAnsi="Avenir Next" w:cs="Avenir Next" w:eastAsia="Avenir Next"/>
+              <w:color w:val="5A5F66"/>
+              <w:sz w:val="15"/>
+              <w:szCs w:val="15"/>
+            </w:rPr>
+            <w:t xml:space="preserve">1</w:t>
+          </w:r>
+          <w:r>
+            <w:rPr>
+              <w:rFonts w:ascii="Avenir Next" w:hAnsi="Avenir Next" w:cs="Avenir Next" w:eastAsia="Avenir Next"/>
+              <w:color w:val="5A5F66"/>
+              <w:sz w:val="15"/>
+              <w:szCs w:val="15"/>
+            </w:rPr>
+            <w:fldChar w:fldCharType="end"/>
+          </w:r>
+          <w:r>
+            <w:rPr>
+              <w:rFonts w:ascii="Avenir Next" w:hAnsi="Avenir Next" w:cs="Avenir Next" w:eastAsia="Avenir Next"/>
+              <w:color w:val="5A5F66"/>
+              <w:sz w:val="15"/>
+              <w:szCs w:val="15"/>
+            </w:rPr>
+            <w:t xml:space="preserve"> of </w:t>
+          </w:r>
+          <w:r>
+            <w:rPr>
+              <w:rFonts w:ascii="Avenir Next" w:hAnsi="Avenir Next" w:cs="Avenir Next" w:eastAsia="Avenir Next"/>
+              <w:color w:val="5A5F66"/>
+              <w:sz w:val="15"/>
+              <w:szCs w:val="15"/>
+            </w:rPr>
+            <w:fldChar w:fldCharType="begin"/>
+          </w:r>
+          <w:r>
+            <w:rPr>
+              <w:rFonts w:ascii="Avenir Next" w:hAnsi="Avenir Next" w:cs="Avenir Next" w:eastAsia="Avenir Next"/>
+              <w:color w:val="5A5F66"/>
+              <w:sz w:val="15"/>
+              <w:szCs w:val="15"/>
+            </w:rPr>
+            <w:instrText xml:space="preserve"> NUMPAGES </w:instrText>
+          </w:r>
+          <w:r>
+            <w:rPr>
+              <w:rFonts w:ascii="Avenir Next" w:hAnsi="Avenir Next" w:cs="Avenir Next" w:eastAsia="Avenir Next"/>
+              <w:color w:val="5A5F66"/>
+              <w:sz w:val="15"/>
+              <w:szCs w:val="15"/>
+            </w:rPr>
+            <w:fldChar w:fldCharType="separate"/>
+          </w:r>
+          <w:r>
+            <w:rPr>
+              <w:rFonts w:ascii="Avenir Next" w:hAnsi="Avenir Next" w:cs="Avenir Next" w:eastAsia="Avenir Next"/>
+              <w:color w:val="5A5F66"/>
+              <w:sz w:val="15"/>
+              <w:szCs w:val="15"/>
+            </w:rPr>
+            <w:t xml:space="preserve">1</w:t>
+          </w:r>
+          <w:r>
+            <w:rPr>
+              <w:rFonts w:ascii="Avenir Next" w:hAnsi="Avenir Next" w:cs="Avenir Next" w:eastAsia="Avenir Next"/>
+              <w:color w:val="5A5F66"/>
+              <w:sz w:val="15"/>
+              <w:szCs w:val="15"/>
+            </w:rPr>
+            <w:fldChar w:fldCharType="end"/>
           </w:r>
         </w:p>
       </w:tc>
@@ -3806,5 +3927,23 @@
       </w:tblCellMar>
     </w:tblPr>
   </w:style>
+  <w:style w:type="paragraph" w:styleId="Heading1">
+    <w:name w:val="heading 1"/>
+    <w:basedOn w:val="Normal"/>
+    <w:pPr>
+      <w:outlineLvl w:val="0"/>
+      <w:keepNext w:val="0"/>
+      <w:keepLines w:val="0"/>
+    </w:pPr>
+  </w:style>
+  <w:style w:type="paragraph" w:styleId="Heading2">
+    <w:name w:val="heading 2"/>
+    <w:basedOn w:val="Normal"/>
+    <w:pPr>
+      <w:outlineLvl w:val="1"/>
+      <w:keepNext w:val="0"/>
+      <w:keepLines w:val="0"/>
+    </w:pPr>
+  </w:style>
 </w:styles>
 </file>